--- a/25_King_Leopold_II_and_the_Congo_Student_Worksheet.docx
+++ b/25_King_Leopold_II_and_the_Congo_Student_Worksheet.docx
@@ -4,7 +4,7 @@
   <w:body>
     <w:p>
       <w:pPr>
-        <w:spacing w:before="0" w:after="40"/>
+        <w:spacing w:before="0" w:after="30"/>
       </w:pPr>
       <w:r>
         <w:rPr>
@@ -19,7 +19,7 @@
     </w:p>
     <w:p>
       <w:pPr>
-        <w:spacing w:before="0" w:after="40"/>
+        <w:spacing w:before="0" w:after="30"/>
       </w:pPr>
       <w:r>
         <w:rPr>
@@ -34,7 +34,7 @@
     </w:p>
     <w:p>
       <w:pPr>
-        <w:spacing w:before="0" w:after="120"/>
+        <w:spacing w:before="0" w:after="90"/>
       </w:pPr>
       <w:r>
         <w:rPr>
@@ -133,7 +133,7 @@
     </w:tbl>
     <w:p>
       <w:pPr>
-        <w:spacing w:before="100" w:after="160"/>
+        <w:spacing w:before="75" w:after="120"/>
       </w:pPr>
       <w:r>
         <w:rPr>
@@ -266,7 +266,7 @@
           <w:right w:val="single" w:sz="4" w:space="6" w:color="CE1126"/>
         </w:pBdr>
         <w:shd w:val="clear" w:color="auto" w:fill="CE1126"/>
-        <w:spacing w:before="200" w:after="120"/>
+        <w:spacing w:before="150" w:after="90"/>
         <w:ind w:left="68" w:right="68"/>
       </w:pPr>
       <w:r>
@@ -283,7 +283,7 @@
     <w:p>
       <w:pPr>
         <w:keepNext/>
-        <w:spacing w:before="0" w:after="80"/>
+        <w:spacing w:before="0" w:after="60"/>
       </w:pPr>
       <w:r>
         <w:rPr>
@@ -298,7 +298,7 @@
     </w:p>
     <w:p>
       <w:pPr>
-        <w:spacing w:after="60"/>
+        <w:spacing w:after="45"/>
         <w:ind w:left="454" w:hanging="255"/>
       </w:pPr>
       <w:r>
@@ -324,7 +324,7 @@
     </w:p>
     <w:p>
       <w:pPr>
-        <w:spacing w:after="60"/>
+        <w:spacing w:after="45"/>
         <w:ind w:left="454" w:hanging="255"/>
       </w:pPr>
       <w:r>
@@ -350,7 +350,7 @@
     </w:p>
     <w:p>
       <w:pPr>
-        <w:spacing w:after="60"/>
+        <w:spacing w:after="45"/>
         <w:ind w:left="454" w:hanging="255"/>
       </w:pPr>
       <w:r>
@@ -376,7 +376,7 @@
     </w:p>
     <w:p>
       <w:pPr>
-        <w:spacing w:before="0" w:after="160"/>
+        <w:spacing w:before="0" w:after="120"/>
         <w:jc w:val="center"/>
       </w:pPr>
       <w:r>
@@ -400,7 +400,7 @@
           <w:right w:val="single" w:sz="4" w:space="6" w:color="E8A800"/>
         </w:pBdr>
         <w:shd w:val="clear" w:color="auto" w:fill="E8A800"/>
-        <w:spacing w:before="200" w:after="120"/>
+        <w:spacing w:before="150" w:after="90"/>
         <w:ind w:left="68" w:right="68"/>
       </w:pPr>
       <w:r>
@@ -417,7 +417,7 @@
     <w:p>
       <w:pPr>
         <w:keepNext/>
-        <w:spacing w:before="40" w:after="60"/>
+        <w:spacing w:before="30" w:after="45"/>
       </w:pPr>
       <w:r>
         <w:rPr>
@@ -443,7 +443,7 @@
     <w:p>
       <w:pPr>
         <w:keepNext/>
-        <w:spacing w:before="0" w:after="40"/>
+        <w:spacing w:before="0" w:after="30"/>
       </w:pPr>
       <w:r>
         <w:rPr>
@@ -530,7 +530,7 @@
           <w:right w:val="single" w:sz="4" w:space="6" w:color="007A3D"/>
         </w:pBdr>
         <w:shd w:val="clear" w:color="auto" w:fill="007A3D"/>
-        <w:spacing w:before="200" w:after="120"/>
+        <w:spacing w:before="150" w:after="90"/>
         <w:ind w:left="68" w:right="68"/>
       </w:pPr>
       <w:r>
@@ -547,7 +547,7 @@
     <w:p>
       <w:pPr>
         <w:keepNext/>
-        <w:spacing w:before="80" w:after="60"/>
+        <w:spacing w:before="60" w:after="45"/>
       </w:pPr>
       <w:r>
         <w:rPr>
@@ -562,7 +562,7 @@
     </w:p>
     <w:p>
       <w:pPr>
-        <w:spacing w:before="0" w:after="120"/>
+        <w:spacing w:before="0" w:after="90"/>
       </w:pPr>
       <w:r>
         <w:rPr>
@@ -578,13 +578,13 @@
     <w:p>
       <w:pPr>
         <w:keepNext/>
-        <w:spacing w:after="40"/>
+        <w:spacing w:after="30"/>
         <w:jc w:val="center"/>
       </w:pPr>
       <w:r>
         <w:drawing>
           <wp:inline xmlns:a="http://schemas.openxmlformats.org/drawingml/2006/main" xmlns:pic="http://schemas.openxmlformats.org/drawingml/2006/picture">
-            <wp:extent cx="2880000" cy="2178200"/>
+            <wp:extent cx="2304000" cy="1742560"/>
             <wp:docPr id="1" name="Picture 1"/>
             <wp:cNvGraphicFramePr>
               <a:graphicFrameLocks noChangeAspect="1"/>
@@ -605,7 +605,7 @@
                   <pic:spPr>
                     <a:xfrm>
                       <a:off x="0" y="0"/>
-                      <a:ext cx="2880000" cy="2178200"/>
+                      <a:ext cx="2304000" cy="1742560"/>
                     </a:xfrm>
                     <a:prstGeom prst="rect"/>
                   </pic:spPr>
@@ -618,7 +618,7 @@
     </w:p>
     <w:p>
       <w:pPr>
-        <w:spacing w:before="0" w:after="160"/>
+        <w:spacing w:before="0" w:after="120"/>
         <w:jc w:val="center"/>
       </w:pPr>
       <w:r>
@@ -635,7 +635,7 @@
     <w:p>
       <w:pPr>
         <w:keepNext/>
-        <w:spacing w:before="80" w:after="60"/>
+        <w:spacing w:before="60" w:after="45"/>
       </w:pPr>
       <w:r>
         <w:rPr>
@@ -650,7 +650,7 @@
     </w:p>
     <w:p>
       <w:pPr>
-        <w:spacing w:before="0" w:after="120"/>
+        <w:spacing w:before="0" w:after="90"/>
       </w:pPr>
       <w:r>
         <w:rPr>
@@ -666,13 +666,13 @@
     <w:p>
       <w:pPr>
         <w:keepNext/>
-        <w:spacing w:after="40"/>
+        <w:spacing w:after="30"/>
         <w:jc w:val="center"/>
       </w:pPr>
       <w:r>
         <w:drawing>
           <wp:inline xmlns:a="http://schemas.openxmlformats.org/drawingml/2006/main" xmlns:pic="http://schemas.openxmlformats.org/drawingml/2006/picture">
-            <wp:extent cx="5760000" cy="1604218"/>
+            <wp:extent cx="4608000" cy="1283374"/>
             <wp:docPr id="2" name="Picture 2"/>
             <wp:cNvGraphicFramePr>
               <a:graphicFrameLocks noChangeAspect="1"/>
@@ -693,7 +693,7 @@
                   <pic:spPr>
                     <a:xfrm>
                       <a:off x="0" y="0"/>
-                      <a:ext cx="5760000" cy="1604218"/>
+                      <a:ext cx="4608000" cy="1283374"/>
                     </a:xfrm>
                     <a:prstGeom prst="rect"/>
                   </pic:spPr>
@@ -706,7 +706,7 @@
     </w:p>
     <w:p>
       <w:pPr>
-        <w:spacing w:before="0" w:after="160"/>
+        <w:spacing w:before="0" w:after="120"/>
         <w:jc w:val="center"/>
       </w:pPr>
       <w:r>
@@ -723,7 +723,7 @@
     <w:p>
       <w:pPr>
         <w:keepNext/>
-        <w:spacing w:before="80" w:after="60"/>
+        <w:spacing w:before="60" w:after="45"/>
       </w:pPr>
       <w:r>
         <w:rPr>
@@ -738,7 +738,7 @@
     </w:p>
     <w:p>
       <w:pPr>
-        <w:spacing w:before="0" w:after="120"/>
+        <w:spacing w:before="0" w:after="90"/>
       </w:pPr>
       <w:r>
         <w:rPr>
@@ -754,7 +754,7 @@
     <w:p>
       <w:pPr>
         <w:keepNext/>
-        <w:spacing w:before="80" w:after="60"/>
+        <w:spacing w:before="60" w:after="45"/>
       </w:pPr>
       <w:r>
         <w:rPr>
@@ -769,7 +769,7 @@
     </w:p>
     <w:p>
       <w:pPr>
-        <w:spacing w:before="0" w:after="120"/>
+        <w:spacing w:before="0" w:after="90"/>
       </w:pPr>
       <w:r>
         <w:rPr>
@@ -779,13 +779,13 @@
           <w:color w:val="1A1A1A"/>
           <w:sz w:val="20"/>
         </w:rPr>
-        <w:t>Congolese people resisted. Many hid in the forest, refused to collect rubber or fought back, and some Force Publique soldiers rebelled. Witnesses spoke out too. George Washington Williams, an African American historian, wrote an open letter to Leopold in 1890. William Sheppard, an African American missionary, reported the abuses he saw. In 1904 Roger Casement's report for the British government confirmed them. That year Casement and E. D. Morel founded the Congo Reform Association. Missionary Alice Seeley Harris photographed victims, and her pictures were shown at hundreds of public meetings. Congolese survivors travelled to missions to tell their stories and be photographed, so the world could not look away.</w:t>
+        <w:t>Congolese people resisted. Many hid in the forest, refused to collect rubber or fought back. Witnesses spoke out too. George Washington Williams, an African American historian, wrote an open letter to Leopold in 1890, and the African American missionary William Sheppard reported what he saw. In 1904 Roger Casement's report for the British government confirmed the abuses, and he and E. D. Morel set up the Congo Reform Association. Missionary Alice Seeley Harris photographed survivors, and her pictures were shown at hundreds of public meetings.</w:t>
       </w:r>
     </w:p>
     <w:p>
       <w:pPr>
         <w:keepNext/>
-        <w:spacing w:before="80" w:after="60"/>
+        <w:spacing w:before="60" w:after="45"/>
       </w:pPr>
       <w:r>
         <w:rPr>
@@ -800,7 +800,7 @@
     </w:p>
     <w:p>
       <w:pPr>
-        <w:spacing w:before="0" w:after="120"/>
+        <w:spacing w:before="0" w:after="90"/>
       </w:pPr>
       <w:r>
         <w:rPr>
@@ -810,13 +810,13 @@
           <w:color w:val="1A1A1A"/>
           <w:sz w:val="20"/>
         </w:rPr>
-        <w:t>Under huge public pressure, Belgium took the Congo from Leopold in 1908. Before handing it over, Leopold had many of the Free State's records burned. Belgium ruled the 'Belgian Congo' until it won independence on 30 June 1960, with Patrice Lumumba as its first Prime Minister. Today the country is the Democratic Republic of the Congo (DRC).</w:t>
+        <w:t>Under huge public pressure, Belgium took the Congo from Leopold in 1908. Before handing it over, he had many of its records burned. The Congo won independence from Belgium on 30 June 1960 and is now the Democratic Republic of the Congo (DRC).</w:t>
       </w:r>
     </w:p>
     <w:p>
       <w:pPr>
         <w:keepNext/>
-        <w:spacing w:before="80" w:after="60"/>
+        <w:spacing w:before="60" w:after="45"/>
       </w:pPr>
       <w:r>
         <w:rPr>
@@ -831,7 +831,7 @@
     </w:p>
     <w:p>
       <w:pPr>
-        <w:spacing w:before="0" w:after="120"/>
+        <w:spacing w:before="0" w:after="90"/>
       </w:pPr>
       <w:r>
         <w:rPr>
@@ -842,63 +842,6 @@
           <w:sz w:val="20"/>
         </w:rPr>
         <w:t>In 2020, during Black Lives Matter protests, statues of Leopold were damaged, and the city of Antwerp removed one. That June, King Philippe of Belgium wrote of his 'deepest regrets' for the wounds of the past. This was not a formal apology. In 2022 a Belgian parliamentary inquiry ended without agreeing to one.</w:t>
-      </w:r>
-    </w:p>
-    <w:p>
-      <w:pPr>
-        <w:keepNext/>
-        <w:spacing w:after="40"/>
-        <w:jc w:val="center"/>
-      </w:pPr>
-      <w:r>
-        <w:drawing>
-          <wp:inline xmlns:a="http://schemas.openxmlformats.org/drawingml/2006/main" xmlns:pic="http://schemas.openxmlformats.org/drawingml/2006/picture">
-            <wp:extent cx="5580000" cy="1855834"/>
-            <wp:docPr id="3" name="Picture 3"/>
-            <wp:cNvGraphicFramePr>
-              <a:graphicFrameLocks noChangeAspect="1"/>
-            </wp:cNvGraphicFramePr>
-            <a:graphic>
-              <a:graphicData uri="http://schemas.openxmlformats.org/drawingml/2006/picture">
-                <pic:pic>
-                  <pic:nvPicPr>
-                    <pic:cNvPr id="0" name="img_timeline.png"/>
-                    <pic:cNvPicPr/>
-                  </pic:nvPicPr>
-                  <pic:blipFill>
-                    <a:blip r:embed="rId18"/>
-                    <a:stretch>
-                      <a:fillRect/>
-                    </a:stretch>
-                  </pic:blipFill>
-                  <pic:spPr>
-                    <a:xfrm>
-                      <a:off x="0" y="0"/>
-                      <a:ext cx="5580000" cy="1855834"/>
-                    </a:xfrm>
-                    <a:prstGeom prst="rect"/>
-                  </pic:spPr>
-                </pic:pic>
-              </a:graphicData>
-            </a:graphic>
-          </wp:inline>
-        </w:drawing>
-      </w:r>
-    </w:p>
-    <w:p>
-      <w:pPr>
-        <w:spacing w:before="0" w:after="160"/>
-        <w:jc w:val="center"/>
-      </w:pPr>
-      <w:r>
-        <w:rPr>
-          <w:rFonts w:ascii="Aptos" w:hAnsi="Aptos"/>
-          <w:b w:val="0"/>
-          <w:i/>
-          <w:color w:val="5E5E5E"/>
-          <w:sz w:val="17"/>
-        </w:rPr>
-        <w:t>Key moments, from Leopold's colony to today.</w:t>
       </w:r>
     </w:p>
     <w:tbl>
@@ -934,7 +877,7 @@
           </w:tcPr>
           <w:p>
             <w:pPr>
-              <w:spacing w:after="60"/>
+              <w:spacing w:after="45"/>
             </w:pPr>
             <w:r>
               <w:rPr>
@@ -978,7 +921,7 @@
     <w:p>
       <w:pPr>
         <w:keepNext/>
-        <w:spacing w:before="80" w:after="60"/>
+        <w:spacing w:before="60" w:after="45"/>
       </w:pPr>
       <w:r>
         <w:rPr>
@@ -1377,7 +1320,7 @@
     <w:p>
       <w:pPr>
         <w:keepNext/>
-        <w:spacing w:before="80" w:after="60"/>
+        <w:spacing w:before="60" w:after="45"/>
       </w:pPr>
       <w:r>
         <w:rPr>
@@ -1927,7 +1870,7 @@
           <w:right w:val="single" w:sz="4" w:space="6" w:color="CE1126"/>
         </w:pBdr>
         <w:shd w:val="clear" w:color="auto" w:fill="CE1126"/>
-        <w:spacing w:before="200" w:after="120"/>
+        <w:spacing w:before="150" w:after="90"/>
         <w:ind w:left="68" w:right="68"/>
       </w:pPr>
       <w:r>
@@ -1944,7 +1887,7 @@
     <w:p>
       <w:pPr>
         <w:keepNext/>
-        <w:spacing w:before="40" w:after="60"/>
+        <w:spacing w:before="30" w:after="45"/>
       </w:pPr>
       <w:r>
         <w:rPr>
@@ -2262,7 +2205,7 @@
     <w:p>
       <w:pPr>
         <w:keepNext/>
-        <w:spacing w:before="40" w:after="60"/>
+        <w:spacing w:before="30" w:after="45"/>
       </w:pPr>
       <w:r>
         <w:rPr>
@@ -2891,7 +2834,7 @@
     <w:p>
       <w:pPr>
         <w:keepNext/>
-        <w:spacing w:before="40" w:after="60"/>
+        <w:spacing w:before="30" w:after="45"/>
       </w:pPr>
       <w:r>
         <w:rPr>
@@ -2911,7 +2854,874 @@
           <w:color w:val="007A3D"/>
           <w:sz w:val="20"/>
         </w:rPr>
-        <w:t>FILL THE GAPS — USE THE WORD BANK</w:t>
+        <w:t>WITNESS MATCH — WRITE THE CORRECT LETTER NEXT TO EACH PERSON</w:t>
+      </w:r>
+    </w:p>
+    <w:tbl>
+      <w:tblPr>
+        <w:tblW w:type="auto" w:w="0"/>
+        <w:jc w:val="center"/>
+        <w:tblLayout w:type="fixed"/>
+        <w:tblLook w:firstColumn="1" w:firstRow="1" w:lastColumn="0" w:lastRow="0" w:noHBand="0" w:noVBand="1" w:val="04A0"/>
+      </w:tblPr>
+      <w:tblGrid>
+        <w:gridCol w:w="2438"/>
+        <w:gridCol w:w="6804"/>
+      </w:tblGrid>
+      <w:tr>
+        <w:trPr>
+          <w:cantSplit/>
+        </w:trPr>
+        <w:tc>
+          <w:tcPr>
+            <w:tcW w:type="dxa" w:w="2438"/>
+            <w:tcBorders>
+              <w:top w:val="single" w:sz="6" w:space="0" w:color="007A3D"/>
+              <w:left w:val="single" w:sz="6" w:space="0" w:color="007A3D"/>
+              <w:bottom w:val="single" w:sz="6" w:space="0" w:color="007A3D"/>
+              <w:right w:val="single" w:sz="6" w:space="0" w:color="007A3D"/>
+            </w:tcBorders>
+            <w:shd w:val="clear" w:color="auto" w:fill="007A3D"/>
+            <w:tcMar>
+              <w:top w:w="80" w:type="dxa"/>
+              <w:left w:w="140" w:type="dxa"/>
+              <w:bottom w:w="80" w:type="dxa"/>
+              <w:right w:w="140" w:type="dxa"/>
+            </w:tcMar>
+          </w:tcPr>
+          <w:p>
+            <w:pPr>
+              <w:keepNext/>
+              <w:spacing w:after="0"/>
+            </w:pPr>
+            <w:r>
+              <w:rPr>
+                <w:rFonts w:ascii="Aptos" w:hAnsi="Aptos"/>
+                <w:b/>
+                <w:i w:val="0"/>
+                <w:color w:val="FFFFFF"/>
+                <w:sz w:val="21"/>
+              </w:rPr>
+              <w:t>Person</w:t>
+            </w:r>
+          </w:p>
+        </w:tc>
+        <w:tc>
+          <w:tcPr>
+            <w:tcW w:type="dxa" w:w="6803"/>
+            <w:tcBorders>
+              <w:top w:val="single" w:sz="6" w:space="0" w:color="007A3D"/>
+              <w:left w:val="single" w:sz="6" w:space="0" w:color="007A3D"/>
+              <w:bottom w:val="single" w:sz="6" w:space="0" w:color="007A3D"/>
+              <w:right w:val="single" w:sz="6" w:space="0" w:color="007A3D"/>
+            </w:tcBorders>
+            <w:shd w:val="clear" w:color="auto" w:fill="007A3D"/>
+            <w:tcMar>
+              <w:top w:w="80" w:type="dxa"/>
+              <w:left w:w="140" w:type="dxa"/>
+              <w:bottom w:w="80" w:type="dxa"/>
+              <w:right w:w="140" w:type="dxa"/>
+            </w:tcMar>
+          </w:tcPr>
+          <w:p>
+            <w:pPr>
+              <w:keepNext/>
+              <w:spacing w:after="0"/>
+            </w:pPr>
+            <w:r>
+              <w:rPr>
+                <w:rFonts w:ascii="Aptos" w:hAnsi="Aptos"/>
+                <w:b/>
+                <w:i w:val="0"/>
+                <w:color w:val="FFFFFF"/>
+                <w:sz w:val="21"/>
+              </w:rPr>
+              <w:t>Letter</w:t>
+            </w:r>
+          </w:p>
+        </w:tc>
+      </w:tr>
+      <w:tr>
+        <w:trPr>
+          <w:cantSplit/>
+        </w:trPr>
+        <w:tc>
+          <w:tcPr>
+            <w:tcW w:type="dxa" w:w="2438"/>
+            <w:tcBorders>
+              <w:top w:val="single" w:sz="4" w:space="0" w:color="D9C58A"/>
+              <w:left w:val="single" w:sz="4" w:space="0" w:color="D9C58A"/>
+              <w:bottom w:val="single" w:sz="4" w:space="0" w:color="D9C58A"/>
+              <w:right w:val="single" w:sz="4" w:space="0" w:color="D9C58A"/>
+            </w:tcBorders>
+            <w:tcMar>
+              <w:top w:w="80" w:type="dxa"/>
+              <w:left w:w="140" w:type="dxa"/>
+              <w:bottom w:w="80" w:type="dxa"/>
+              <w:right w:w="140" w:type="dxa"/>
+            </w:tcMar>
+          </w:tcPr>
+          <w:p>
+            <w:pPr>
+              <w:keepNext/>
+              <w:spacing w:after="0"/>
+            </w:pPr>
+            <w:r>
+              <w:rPr>
+                <w:rFonts w:ascii="Aptos" w:hAnsi="Aptos"/>
+                <w:b w:val="0"/>
+                <w:i w:val="0"/>
+                <w:color w:val="1A1A1A"/>
+                <w:sz w:val="20"/>
+              </w:rPr>
+              <w:t>1.  George Washington Williams</w:t>
+            </w:r>
+          </w:p>
+        </w:tc>
+        <w:tc>
+          <w:tcPr>
+            <w:tcW w:type="dxa" w:w="6803"/>
+            <w:tcBorders>
+              <w:top w:val="single" w:sz="4" w:space="0" w:color="D9C58A"/>
+              <w:left w:val="single" w:sz="4" w:space="0" w:color="D9C58A"/>
+              <w:bottom w:val="single" w:sz="4" w:space="0" w:color="D9C58A"/>
+              <w:right w:val="single" w:sz="4" w:space="0" w:color="D9C58A"/>
+            </w:tcBorders>
+            <w:tcMar>
+              <w:top w:w="80" w:type="dxa"/>
+              <w:left w:w="140" w:type="dxa"/>
+              <w:bottom w:w="80" w:type="dxa"/>
+              <w:right w:w="140" w:type="dxa"/>
+            </w:tcMar>
+          </w:tcPr>
+          <w:p>
+            <w:pPr>
+              <w:keepNext/>
+              <w:spacing w:after="0"/>
+            </w:pPr>
+            <w:r>
+              <w:rPr>
+                <w:rFonts w:ascii="Aptos" w:hAnsi="Aptos"/>
+                <w:b w:val="0"/>
+                <w:i w:val="0"/>
+                <w:color w:val="1A1A1A"/>
+                <w:sz w:val="20"/>
+              </w:rPr>
+            </w:r>
+          </w:p>
+        </w:tc>
+      </w:tr>
+      <w:tr>
+        <w:trPr>
+          <w:cantSplit/>
+        </w:trPr>
+        <w:tc>
+          <w:tcPr>
+            <w:tcW w:type="dxa" w:w="2438"/>
+            <w:tcBorders>
+              <w:top w:val="single" w:sz="4" w:space="0" w:color="D9C58A"/>
+              <w:left w:val="single" w:sz="4" w:space="0" w:color="D9C58A"/>
+              <w:bottom w:val="single" w:sz="4" w:space="0" w:color="D9C58A"/>
+              <w:right w:val="single" w:sz="4" w:space="0" w:color="D9C58A"/>
+            </w:tcBorders>
+            <w:shd w:val="clear" w:color="auto" w:fill="FFF3CC"/>
+            <w:tcMar>
+              <w:top w:w="80" w:type="dxa"/>
+              <w:left w:w="140" w:type="dxa"/>
+              <w:bottom w:w="80" w:type="dxa"/>
+              <w:right w:w="140" w:type="dxa"/>
+            </w:tcMar>
+          </w:tcPr>
+          <w:p>
+            <w:pPr>
+              <w:keepNext/>
+              <w:spacing w:after="0"/>
+            </w:pPr>
+            <w:r>
+              <w:rPr>
+                <w:rFonts w:ascii="Aptos" w:hAnsi="Aptos"/>
+                <w:b w:val="0"/>
+                <w:i w:val="0"/>
+                <w:color w:val="1A1A1A"/>
+                <w:sz w:val="20"/>
+              </w:rPr>
+              <w:t>2.  William Sheppard</w:t>
+            </w:r>
+          </w:p>
+        </w:tc>
+        <w:tc>
+          <w:tcPr>
+            <w:tcW w:type="dxa" w:w="6803"/>
+            <w:tcBorders>
+              <w:top w:val="single" w:sz="4" w:space="0" w:color="D9C58A"/>
+              <w:left w:val="single" w:sz="4" w:space="0" w:color="D9C58A"/>
+              <w:bottom w:val="single" w:sz="4" w:space="0" w:color="D9C58A"/>
+              <w:right w:val="single" w:sz="4" w:space="0" w:color="D9C58A"/>
+            </w:tcBorders>
+            <w:shd w:val="clear" w:color="auto" w:fill="FFF3CC"/>
+            <w:tcMar>
+              <w:top w:w="80" w:type="dxa"/>
+              <w:left w:w="140" w:type="dxa"/>
+              <w:bottom w:w="80" w:type="dxa"/>
+              <w:right w:w="140" w:type="dxa"/>
+            </w:tcMar>
+          </w:tcPr>
+          <w:p>
+            <w:pPr>
+              <w:keepNext/>
+              <w:spacing w:after="0"/>
+            </w:pPr>
+            <w:r>
+              <w:rPr>
+                <w:rFonts w:ascii="Aptos" w:hAnsi="Aptos"/>
+                <w:b w:val="0"/>
+                <w:i w:val="0"/>
+                <w:color w:val="1A1A1A"/>
+                <w:sz w:val="20"/>
+              </w:rPr>
+            </w:r>
+          </w:p>
+        </w:tc>
+      </w:tr>
+      <w:tr>
+        <w:trPr>
+          <w:cantSplit/>
+        </w:trPr>
+        <w:tc>
+          <w:tcPr>
+            <w:tcW w:type="dxa" w:w="2438"/>
+            <w:tcBorders>
+              <w:top w:val="single" w:sz="4" w:space="0" w:color="D9C58A"/>
+              <w:left w:val="single" w:sz="4" w:space="0" w:color="D9C58A"/>
+              <w:bottom w:val="single" w:sz="4" w:space="0" w:color="D9C58A"/>
+              <w:right w:val="single" w:sz="4" w:space="0" w:color="D9C58A"/>
+            </w:tcBorders>
+            <w:tcMar>
+              <w:top w:w="80" w:type="dxa"/>
+              <w:left w:w="140" w:type="dxa"/>
+              <w:bottom w:w="80" w:type="dxa"/>
+              <w:right w:w="140" w:type="dxa"/>
+            </w:tcMar>
+          </w:tcPr>
+          <w:p>
+            <w:pPr>
+              <w:keepNext/>
+              <w:spacing w:after="0"/>
+            </w:pPr>
+            <w:r>
+              <w:rPr>
+                <w:rFonts w:ascii="Aptos" w:hAnsi="Aptos"/>
+                <w:b w:val="0"/>
+                <w:i w:val="0"/>
+                <w:color w:val="1A1A1A"/>
+                <w:sz w:val="20"/>
+              </w:rPr>
+              <w:t>3.  Roger Casement</w:t>
+            </w:r>
+          </w:p>
+        </w:tc>
+        <w:tc>
+          <w:tcPr>
+            <w:tcW w:type="dxa" w:w="6803"/>
+            <w:tcBorders>
+              <w:top w:val="single" w:sz="4" w:space="0" w:color="D9C58A"/>
+              <w:left w:val="single" w:sz="4" w:space="0" w:color="D9C58A"/>
+              <w:bottom w:val="single" w:sz="4" w:space="0" w:color="D9C58A"/>
+              <w:right w:val="single" w:sz="4" w:space="0" w:color="D9C58A"/>
+            </w:tcBorders>
+            <w:tcMar>
+              <w:top w:w="80" w:type="dxa"/>
+              <w:left w:w="140" w:type="dxa"/>
+              <w:bottom w:w="80" w:type="dxa"/>
+              <w:right w:w="140" w:type="dxa"/>
+            </w:tcMar>
+          </w:tcPr>
+          <w:p>
+            <w:pPr>
+              <w:keepNext/>
+              <w:spacing w:after="0"/>
+            </w:pPr>
+            <w:r>
+              <w:rPr>
+                <w:rFonts w:ascii="Aptos" w:hAnsi="Aptos"/>
+                <w:b w:val="0"/>
+                <w:i w:val="0"/>
+                <w:color w:val="1A1A1A"/>
+                <w:sz w:val="20"/>
+              </w:rPr>
+            </w:r>
+          </w:p>
+        </w:tc>
+      </w:tr>
+      <w:tr>
+        <w:trPr>
+          <w:cantSplit/>
+        </w:trPr>
+        <w:tc>
+          <w:tcPr>
+            <w:tcW w:type="dxa" w:w="2438"/>
+            <w:tcBorders>
+              <w:top w:val="single" w:sz="4" w:space="0" w:color="D9C58A"/>
+              <w:left w:val="single" w:sz="4" w:space="0" w:color="D9C58A"/>
+              <w:bottom w:val="single" w:sz="4" w:space="0" w:color="D9C58A"/>
+              <w:right w:val="single" w:sz="4" w:space="0" w:color="D9C58A"/>
+            </w:tcBorders>
+            <w:shd w:val="clear" w:color="auto" w:fill="FFF3CC"/>
+            <w:tcMar>
+              <w:top w:w="80" w:type="dxa"/>
+              <w:left w:w="140" w:type="dxa"/>
+              <w:bottom w:w="80" w:type="dxa"/>
+              <w:right w:w="140" w:type="dxa"/>
+            </w:tcMar>
+          </w:tcPr>
+          <w:p>
+            <w:pPr>
+              <w:keepNext/>
+              <w:spacing w:after="0"/>
+            </w:pPr>
+            <w:r>
+              <w:rPr>
+                <w:rFonts w:ascii="Aptos" w:hAnsi="Aptos"/>
+                <w:b w:val="0"/>
+                <w:i w:val="0"/>
+                <w:color w:val="1A1A1A"/>
+                <w:sz w:val="20"/>
+              </w:rPr>
+              <w:t>4.  Alice Seeley Harris</w:t>
+            </w:r>
+          </w:p>
+        </w:tc>
+        <w:tc>
+          <w:tcPr>
+            <w:tcW w:type="dxa" w:w="6803"/>
+            <w:tcBorders>
+              <w:top w:val="single" w:sz="4" w:space="0" w:color="D9C58A"/>
+              <w:left w:val="single" w:sz="4" w:space="0" w:color="D9C58A"/>
+              <w:bottom w:val="single" w:sz="4" w:space="0" w:color="D9C58A"/>
+              <w:right w:val="single" w:sz="4" w:space="0" w:color="D9C58A"/>
+            </w:tcBorders>
+            <w:shd w:val="clear" w:color="auto" w:fill="FFF3CC"/>
+            <w:tcMar>
+              <w:top w:w="80" w:type="dxa"/>
+              <w:left w:w="140" w:type="dxa"/>
+              <w:bottom w:w="80" w:type="dxa"/>
+              <w:right w:w="140" w:type="dxa"/>
+            </w:tcMar>
+          </w:tcPr>
+          <w:p>
+            <w:pPr>
+              <w:keepNext/>
+              <w:spacing w:after="0"/>
+            </w:pPr>
+            <w:r>
+              <w:rPr>
+                <w:rFonts w:ascii="Aptos" w:hAnsi="Aptos"/>
+                <w:b w:val="0"/>
+                <w:i w:val="0"/>
+                <w:color w:val="1A1A1A"/>
+                <w:sz w:val="20"/>
+              </w:rPr>
+            </w:r>
+          </w:p>
+        </w:tc>
+      </w:tr>
+      <w:tr>
+        <w:trPr>
+          <w:cantSplit/>
+        </w:trPr>
+        <w:tc>
+          <w:tcPr>
+            <w:tcW w:type="dxa" w:w="2438"/>
+            <w:tcBorders>
+              <w:top w:val="single" w:sz="4" w:space="0" w:color="D9C58A"/>
+              <w:left w:val="single" w:sz="4" w:space="0" w:color="D9C58A"/>
+              <w:bottom w:val="single" w:sz="4" w:space="0" w:color="D9C58A"/>
+              <w:right w:val="single" w:sz="4" w:space="0" w:color="D9C58A"/>
+            </w:tcBorders>
+            <w:tcMar>
+              <w:top w:w="80" w:type="dxa"/>
+              <w:left w:w="140" w:type="dxa"/>
+              <w:bottom w:w="80" w:type="dxa"/>
+              <w:right w:w="140" w:type="dxa"/>
+            </w:tcMar>
+          </w:tcPr>
+          <w:p>
+            <w:pPr>
+              <w:keepNext/>
+              <w:spacing w:after="0"/>
+            </w:pPr>
+            <w:r>
+              <w:rPr>
+                <w:rFonts w:ascii="Aptos" w:hAnsi="Aptos"/>
+                <w:b w:val="0"/>
+                <w:i w:val="0"/>
+                <w:color w:val="1A1A1A"/>
+                <w:sz w:val="20"/>
+              </w:rPr>
+              <w:t>5.  E. D. Morel</w:t>
+            </w:r>
+          </w:p>
+        </w:tc>
+        <w:tc>
+          <w:tcPr>
+            <w:tcW w:type="dxa" w:w="6803"/>
+            <w:tcBorders>
+              <w:top w:val="single" w:sz="4" w:space="0" w:color="D9C58A"/>
+              <w:left w:val="single" w:sz="4" w:space="0" w:color="D9C58A"/>
+              <w:bottom w:val="single" w:sz="4" w:space="0" w:color="D9C58A"/>
+              <w:right w:val="single" w:sz="4" w:space="0" w:color="D9C58A"/>
+            </w:tcBorders>
+            <w:tcMar>
+              <w:top w:w="80" w:type="dxa"/>
+              <w:left w:w="140" w:type="dxa"/>
+              <w:bottom w:w="80" w:type="dxa"/>
+              <w:right w:w="140" w:type="dxa"/>
+            </w:tcMar>
+          </w:tcPr>
+          <w:p>
+            <w:pPr>
+              <w:keepNext/>
+              <w:spacing w:after="0"/>
+            </w:pPr>
+            <w:r>
+              <w:rPr>
+                <w:rFonts w:ascii="Aptos" w:hAnsi="Aptos"/>
+                <w:b w:val="0"/>
+                <w:i w:val="0"/>
+                <w:color w:val="1A1A1A"/>
+                <w:sz w:val="20"/>
+              </w:rPr>
+            </w:r>
+          </w:p>
+        </w:tc>
+      </w:tr>
+    </w:tbl>
+    <w:p>
+      <w:pPr>
+        <w:spacing w:after="0" w:line="160" w:lineRule="exact"/>
+      </w:pPr>
+      <w:r>
+        <w:rPr>
+          <w:sz w:val="4"/>
+        </w:rPr>
+      </w:r>
+    </w:p>
+    <w:p>
+      <w:pPr>
+        <w:spacing w:after="45"/>
+        <w:ind w:left="454" w:hanging="255"/>
+      </w:pPr>
+      <w:r>
+        <w:rPr>
+          <w:rFonts w:ascii="Aptos" w:hAnsi="Aptos"/>
+          <w:b/>
+          <w:i w:val="0"/>
+          <w:color w:val="CE1126"/>
+          <w:sz w:val="16"/>
+        </w:rPr>
+        <w:t xml:space="preserve">A.  </w:t>
+      </w:r>
+      <w:r>
+        <w:rPr>
+          <w:rFonts w:ascii="Aptos" w:hAnsi="Aptos"/>
+          <w:b w:val="0"/>
+          <w:i w:val="0"/>
+          <w:color w:val="1A1A1A"/>
+          <w:sz w:val="20"/>
+        </w:rPr>
+        <w:t>A missionary whose photographs were shown at public meetings.</w:t>
+      </w:r>
+    </w:p>
+    <w:p>
+      <w:pPr>
+        <w:spacing w:after="45"/>
+        <w:ind w:left="454" w:hanging="255"/>
+      </w:pPr>
+      <w:r>
+        <w:rPr>
+          <w:rFonts w:ascii="Aptos" w:hAnsi="Aptos"/>
+          <w:b/>
+          <w:i w:val="0"/>
+          <w:color w:val="CE1126"/>
+          <w:sz w:val="16"/>
+        </w:rPr>
+        <w:t xml:space="preserve">B.  </w:t>
+      </w:r>
+      <w:r>
+        <w:rPr>
+          <w:rFonts w:ascii="Aptos" w:hAnsi="Aptos"/>
+          <w:b w:val="0"/>
+          <w:i w:val="0"/>
+          <w:color w:val="1A1A1A"/>
+          <w:sz w:val="20"/>
+        </w:rPr>
+        <w:t>An African American historian who wrote an open letter to Leopold in 1890.</w:t>
+      </w:r>
+    </w:p>
+    <w:p>
+      <w:pPr>
+        <w:spacing w:after="45"/>
+        <w:ind w:left="454" w:hanging="255"/>
+      </w:pPr>
+      <w:r>
+        <w:rPr>
+          <w:rFonts w:ascii="Aptos" w:hAnsi="Aptos"/>
+          <w:b/>
+          <w:i w:val="0"/>
+          <w:color w:val="CE1126"/>
+          <w:sz w:val="16"/>
+        </w:rPr>
+        <w:t xml:space="preserve">C.  </w:t>
+      </w:r>
+      <w:r>
+        <w:rPr>
+          <w:rFonts w:ascii="Aptos" w:hAnsi="Aptos"/>
+          <w:b w:val="0"/>
+          <w:i w:val="0"/>
+          <w:color w:val="1A1A1A"/>
+          <w:sz w:val="20"/>
+        </w:rPr>
+        <w:t>A British official whose 1904 report for the government confirmed the abuses.</w:t>
+      </w:r>
+    </w:p>
+    <w:p>
+      <w:pPr>
+        <w:spacing w:after="45"/>
+        <w:ind w:left="454" w:hanging="255"/>
+      </w:pPr>
+      <w:r>
+        <w:rPr>
+          <w:rFonts w:ascii="Aptos" w:hAnsi="Aptos"/>
+          <w:b/>
+          <w:i w:val="0"/>
+          <w:color w:val="CE1126"/>
+          <w:sz w:val="16"/>
+        </w:rPr>
+        <w:t xml:space="preserve">D.  </w:t>
+      </w:r>
+      <w:r>
+        <w:rPr>
+          <w:rFonts w:ascii="Aptos" w:hAnsi="Aptos"/>
+          <w:b w:val="0"/>
+          <w:i w:val="0"/>
+          <w:color w:val="1A1A1A"/>
+          <w:sz w:val="20"/>
+        </w:rPr>
+        <w:t>A shipping clerk who noticed ships arriving with rubber but leaving with guns, and set up the Congo Reform Association.</w:t>
+      </w:r>
+    </w:p>
+    <w:p>
+      <w:pPr>
+        <w:spacing w:after="45"/>
+        <w:ind w:left="454" w:hanging="255"/>
+      </w:pPr>
+      <w:r>
+        <w:rPr>
+          <w:rFonts w:ascii="Aptos" w:hAnsi="Aptos"/>
+          <w:b/>
+          <w:i w:val="0"/>
+          <w:color w:val="CE1126"/>
+          <w:sz w:val="16"/>
+        </w:rPr>
+        <w:t xml:space="preserve">E.  </w:t>
+      </w:r>
+      <w:r>
+        <w:rPr>
+          <w:rFonts w:ascii="Aptos" w:hAnsi="Aptos"/>
+          <w:b w:val="0"/>
+          <w:i w:val="0"/>
+          <w:color w:val="1A1A1A"/>
+          <w:sz w:val="20"/>
+        </w:rPr>
+        <w:t>An African American missionary who reported the abuses he saw in the Kasai region.</w:t>
+      </w:r>
+    </w:p>
+    <w:p>
+      <w:pPr>
+        <w:spacing w:after="0" w:line="120" w:lineRule="exact"/>
+      </w:pPr>
+      <w:r>
+        <w:rPr>
+          <w:sz w:val="4"/>
+        </w:rPr>
+      </w:r>
+    </w:p>
+    <w:p>
+      <w:pPr>
+        <w:keepNext/>
+        <w:pBdr>
+          <w:top w:val="single" w:sz="4" w:space="4" w:color="E8A800"/>
+          <w:left w:val="single" w:sz="4" w:space="6" w:color="E8A800"/>
+          <w:bottom w:val="single" w:sz="4" w:space="4" w:color="E8A800"/>
+          <w:right w:val="single" w:sz="4" w:space="6" w:color="E8A800"/>
+        </w:pBdr>
+        <w:shd w:val="clear" w:color="auto" w:fill="E8A800"/>
+        <w:spacing w:before="150" w:after="90"/>
+        <w:ind w:left="68" w:right="68"/>
+      </w:pPr>
+      <w:r>
+        <w:rPr>
+          <w:rFonts w:ascii="Aptos Display" w:hAnsi="Aptos Display"/>
+          <w:b/>
+          <w:i w:val="0"/>
+          <w:color w:val="1A1A1A"/>
+          <w:sz w:val="27"/>
+        </w:rPr>
+        <w:t>5.  Talk It Out</w:t>
+      </w:r>
+    </w:p>
+    <w:p>
+      <w:pPr>
+        <w:keepNext/>
+        <w:spacing w:before="30" w:after="45"/>
+      </w:pPr>
+      <w:r>
+        <w:rPr>
+          <w:rFonts w:ascii="Aptos" w:hAnsi="Aptos"/>
+          <w:b/>
+          <w:i w:val="0"/>
+          <w:color w:val="E8A800"/>
+          <w:sz w:val="20"/>
+        </w:rPr>
+        <w:t xml:space="preserve">▶  </w:t>
+      </w:r>
+      <w:r>
+        <w:rPr>
+          <w:rFonts w:ascii="Aptos" w:hAnsi="Aptos"/>
+          <w:b/>
+          <w:i w:val="0"/>
+          <w:color w:val="E8A800"/>
+          <w:sz w:val="20"/>
+        </w:rPr>
+        <w:t>TALK IT OUT — DISCUSS WITH A PARTNER OR GROUP</w:t>
+      </w:r>
+    </w:p>
+    <w:p>
+      <w:pPr>
+        <w:spacing w:after="45"/>
+        <w:ind w:left="454" w:hanging="255"/>
+      </w:pPr>
+      <w:r>
+        <w:rPr>
+          <w:rFonts w:ascii="Aptos" w:hAnsi="Aptos"/>
+          <w:b/>
+          <w:i w:val="0"/>
+          <w:color w:val="E8A800"/>
+          <w:sz w:val="16"/>
+        </w:rPr>
+        <w:t xml:space="preserve">■  </w:t>
+      </w:r>
+      <w:r>
+        <w:rPr>
+          <w:rFonts w:ascii="Aptos" w:hAnsi="Aptos"/>
+          <w:b w:val="0"/>
+          <w:i w:val="0"/>
+          <w:color w:val="1A1A1A"/>
+          <w:sz w:val="20"/>
+        </w:rPr>
+        <w:t>Why do you think Leopold called his colony a 'Free State'?</w:t>
+      </w:r>
+    </w:p>
+    <w:p>
+      <w:pPr>
+        <w:spacing w:after="45"/>
+        <w:ind w:left="454" w:hanging="255"/>
+      </w:pPr>
+      <w:r>
+        <w:rPr>
+          <w:rFonts w:ascii="Aptos" w:hAnsi="Aptos"/>
+          <w:b/>
+          <w:i w:val="0"/>
+          <w:color w:val="E8A800"/>
+          <w:sz w:val="16"/>
+        </w:rPr>
+        <w:t xml:space="preserve">■  </w:t>
+      </w:r>
+      <w:r>
+        <w:rPr>
+          <w:rFonts w:ascii="Aptos" w:hAnsi="Aptos"/>
+          <w:b w:val="0"/>
+          <w:i w:val="0"/>
+          <w:color w:val="1A1A1A"/>
+          <w:sz w:val="20"/>
+        </w:rPr>
+        <w:t>Why did it take years for people in Europe to believe what was happening?</w:t>
+      </w:r>
+    </w:p>
+    <w:p>
+      <w:pPr>
+        <w:spacing w:after="45"/>
+        <w:ind w:left="454" w:hanging="255"/>
+      </w:pPr>
+      <w:r>
+        <w:rPr>
+          <w:rFonts w:ascii="Aptos" w:hAnsi="Aptos"/>
+          <w:b/>
+          <w:i w:val="0"/>
+          <w:color w:val="E8A800"/>
+          <w:sz w:val="16"/>
+        </w:rPr>
+        <w:t xml:space="preserve">■  </w:t>
+      </w:r>
+      <w:r>
+        <w:rPr>
+          <w:rFonts w:ascii="Aptos" w:hAnsi="Aptos"/>
+          <w:b w:val="0"/>
+          <w:i w:val="0"/>
+          <w:color w:val="1A1A1A"/>
+          <w:sz w:val="20"/>
+        </w:rPr>
+        <w:t>Who should take responsibility for wrongs from the past: individuals, governments, or both?</w:t>
+      </w:r>
+    </w:p>
+    <w:p>
+      <w:pPr>
+        <w:spacing w:after="0" w:line="120" w:lineRule="exact"/>
+      </w:pPr>
+      <w:r>
+        <w:rPr>
+          <w:sz w:val="4"/>
+        </w:rPr>
+      </w:r>
+    </w:p>
+    <w:tbl>
+      <w:tblPr>
+        <w:tblW w:type="auto" w:w="0"/>
+        <w:jc w:val="center"/>
+        <w:tblLayout w:type="fixed"/>
+        <w:tblLook w:firstColumn="1" w:firstRow="1" w:lastColumn="0" w:lastRow="0" w:noHBand="0" w:noVBand="1" w:val="04A0"/>
+      </w:tblPr>
+      <w:tblGrid>
+        <w:gridCol w:w="9242"/>
+      </w:tblGrid>
+      <w:tr>
+        <w:trPr>
+          <w:cantSplit/>
+        </w:trPr>
+        <w:tc>
+          <w:tcPr>
+            <w:tcW w:type="dxa" w:w="9241"/>
+            <w:tcBorders>
+              <w:top w:val="nil"/>
+              <w:left w:val="single" w:sz="36" w:space="0" w:color="CE1126"/>
+              <w:bottom w:val="nil"/>
+              <w:right w:val="nil"/>
+            </w:tcBorders>
+            <w:shd w:val="clear" w:color="auto" w:fill="FBE4E7"/>
+            <w:tcMar>
+              <w:top w:w="110" w:type="dxa"/>
+              <w:left w:w="220" w:type="dxa"/>
+              <w:bottom w:w="110" w:type="dxa"/>
+              <w:right w:w="180" w:type="dxa"/>
+            </w:tcMar>
+          </w:tcPr>
+          <w:p>
+            <w:pPr>
+              <w:spacing w:after="45"/>
+            </w:pPr>
+            <w:r>
+              <w:rPr>
+                <w:rFonts w:ascii="Aptos" w:hAnsi="Aptos"/>
+                <w:b/>
+                <w:i w:val="0"/>
+                <w:color w:val="CE1126"/>
+                <w:sz w:val="19"/>
+              </w:rPr>
+              <w:t>THE BIG QUESTION</w:t>
+            </w:r>
+          </w:p>
+          <w:p>
+            <w:pPr>
+              <w:spacing w:after="0"/>
+            </w:pPr>
+            <w:r>
+              <w:rPr>
+                <w:rFonts w:ascii="Aptos" w:hAnsi="Aptos"/>
+                <w:b w:val="0"/>
+                <w:i w:val="0"/>
+                <w:color w:val="1A1A1A"/>
+                <w:sz w:val="20"/>
+              </w:rPr>
+              <w:t>Should Belgium formally apologise and pay reparations to the DR Congo? Some people say a country should take responsibility for harm done in its name, even long ago. Others say people alive today are not to blame, or that money cannot fix the past. In 2020 King Philippe expressed 'deepest regrets', but Belgium has not made a formal state apology.</w:t>
+            </w:r>
+          </w:p>
+        </w:tc>
+      </w:tr>
+    </w:tbl>
+    <w:p>
+      <w:pPr>
+        <w:spacing w:after="0" w:line="160" w:lineRule="exact"/>
+      </w:pPr>
+      <w:r>
+        <w:rPr>
+          <w:sz w:val="4"/>
+        </w:rPr>
+      </w:r>
+    </w:p>
+    <w:p>
+      <w:pPr>
+        <w:keepNext/>
+        <w:pBdr>
+          <w:top w:val="single" w:sz="4" w:space="4" w:color="007A3D"/>
+          <w:left w:val="single" w:sz="4" w:space="6" w:color="007A3D"/>
+          <w:bottom w:val="single" w:sz="4" w:space="4" w:color="007A3D"/>
+          <w:right w:val="single" w:sz="4" w:space="6" w:color="007A3D"/>
+        </w:pBdr>
+        <w:shd w:val="clear" w:color="auto" w:fill="007A3D"/>
+        <w:spacing w:before="150" w:after="90"/>
+        <w:ind w:left="68" w:right="68"/>
+      </w:pPr>
+      <w:r>
+        <w:rPr>
+          <w:rFonts w:ascii="Aptos Display" w:hAnsi="Aptos Display"/>
+          <w:b/>
+          <w:i w:val="0"/>
+          <w:color w:val="FFFFFF"/>
+          <w:sz w:val="27"/>
+        </w:rPr>
+        <w:t>6.  Reflection &amp; Exit Ticket</w:t>
+      </w:r>
+    </w:p>
+    <w:p>
+      <w:pPr>
+        <w:keepNext/>
+        <w:spacing w:before="30" w:after="45"/>
+      </w:pPr>
+      <w:r>
+        <w:rPr>
+          <w:rFonts w:ascii="Aptos" w:hAnsi="Aptos"/>
+          <w:b/>
+          <w:i w:val="0"/>
+          <w:color w:val="007A3D"/>
+          <w:sz w:val="20"/>
+        </w:rPr>
+        <w:t xml:space="preserve">▶  </w:t>
+      </w:r>
+      <w:r>
+        <w:rPr>
+          <w:rFonts w:ascii="Aptos" w:hAnsi="Aptos"/>
+          <w:b/>
+          <w:i w:val="0"/>
+          <w:color w:val="007A3D"/>
+          <w:sz w:val="20"/>
+        </w:rPr>
+        <w:t>WHERE DO YOU STAND? — CIRCLE A NUMBER</w:t>
+      </w:r>
+    </w:p>
+    <w:p>
+      <w:pPr>
+        <w:keepNext/>
+        <w:spacing w:before="0" w:after="60"/>
+      </w:pPr>
+      <w:r>
+        <w:rPr>
+          <w:rFonts w:ascii="Aptos" w:hAnsi="Aptos"/>
+          <w:b w:val="0"/>
+          <w:i/>
+          <w:color w:val="1A1A1A"/>
+          <w:sz w:val="21"/>
+        </w:rPr>
+        <w:t>“Statues of King Leopold II should be removed from public places.”</w:t>
       </w:r>
     </w:p>
     <w:tbl>
@@ -2936,17 +3746,117 @@
           <w:tcPr>
             <w:tcW w:type="dxa" w:w="1848"/>
             <w:tcBorders>
-              <w:top w:val="single" w:sz="6" w:space="0" w:color="E8A800"/>
-              <w:left w:val="single" w:sz="6" w:space="0" w:color="E8A800"/>
-              <w:bottom w:val="single" w:sz="6" w:space="0" w:color="E8A800"/>
-              <w:right w:val="single" w:sz="6" w:space="0" w:color="E8A800"/>
+              <w:top w:val="single" w:sz="12" w:space="0" w:color="FFFFFF"/>
+              <w:left w:val="single" w:sz="12" w:space="0" w:color="FFFFFF"/>
+              <w:bottom w:val="single" w:sz="12" w:space="0" w:color="FFFFFF"/>
+              <w:right w:val="single" w:sz="12" w:space="0" w:color="FFFFFF"/>
+            </w:tcBorders>
+            <w:shd w:val="clear" w:color="auto" w:fill="FBE4E7"/>
+            <w:tcMar>
+              <w:top w:w="60" w:type="dxa"/>
+              <w:left w:w="40" w:type="dxa"/>
+              <w:bottom w:w="60" w:type="dxa"/>
+              <w:right w:w="40" w:type="dxa"/>
+            </w:tcMar>
+          </w:tcPr>
+          <w:p>
+            <w:pPr>
+              <w:spacing w:after="0"/>
+              <w:jc w:val="center"/>
+            </w:pPr>
+            <w:r>
+              <w:rPr>
+                <w:rFonts w:ascii="Aptos" w:hAnsi="Aptos"/>
+                <w:b/>
+                <w:i w:val="0"/>
+                <w:color w:val="1A1A1A"/>
+                <w:sz w:val="26"/>
+              </w:rPr>
+              <w:t>1</w:t>
+            </w:r>
+          </w:p>
+          <w:p>
+            <w:pPr>
+              <w:spacing w:after="0"/>
+              <w:jc w:val="center"/>
+            </w:pPr>
+            <w:r>
+              <w:rPr>
+                <w:rFonts w:ascii="Aptos" w:hAnsi="Aptos"/>
+                <w:b w:val="0"/>
+                <w:i w:val="0"/>
+                <w:color w:val="5E5E5E"/>
+                <w:sz w:val="17"/>
+              </w:rPr>
+              <w:t>Strongly disagree</w:t>
+            </w:r>
+          </w:p>
+        </w:tc>
+        <w:tc>
+          <w:tcPr>
+            <w:tcW w:type="dxa" w:w="1848"/>
+            <w:tcBorders>
+              <w:top w:val="single" w:sz="12" w:space="0" w:color="FFFFFF"/>
+              <w:left w:val="single" w:sz="12" w:space="0" w:color="FFFFFF"/>
+              <w:bottom w:val="single" w:sz="12" w:space="0" w:color="FFFFFF"/>
+              <w:right w:val="single" w:sz="12" w:space="0" w:color="FFFFFF"/>
+            </w:tcBorders>
+            <w:shd w:val="clear" w:color="auto" w:fill="FBE4E7"/>
+            <w:tcMar>
+              <w:top w:w="60" w:type="dxa"/>
+              <w:left w:w="40" w:type="dxa"/>
+              <w:bottom w:w="60" w:type="dxa"/>
+              <w:right w:w="40" w:type="dxa"/>
+            </w:tcMar>
+          </w:tcPr>
+          <w:p>
+            <w:pPr>
+              <w:spacing w:after="0"/>
+              <w:jc w:val="center"/>
+            </w:pPr>
+            <w:r>
+              <w:rPr>
+                <w:rFonts w:ascii="Aptos" w:hAnsi="Aptos"/>
+                <w:b/>
+                <w:i w:val="0"/>
+                <w:color w:val="1A1A1A"/>
+                <w:sz w:val="26"/>
+              </w:rPr>
+              <w:t>2</w:t>
+            </w:r>
+          </w:p>
+          <w:p>
+            <w:pPr>
+              <w:spacing w:after="0"/>
+              <w:jc w:val="center"/>
+            </w:pPr>
+            <w:r>
+              <w:rPr>
+                <w:rFonts w:ascii="Aptos" w:hAnsi="Aptos"/>
+                <w:b w:val="0"/>
+                <w:i w:val="0"/>
+                <w:color w:val="5E5E5E"/>
+                <w:sz w:val="17"/>
+              </w:rPr>
+              <w:t>Disagree</w:t>
+            </w:r>
+          </w:p>
+        </w:tc>
+        <w:tc>
+          <w:tcPr>
+            <w:tcW w:type="dxa" w:w="1848"/>
+            <w:tcBorders>
+              <w:top w:val="single" w:sz="12" w:space="0" w:color="FFFFFF"/>
+              <w:left w:val="single" w:sz="12" w:space="0" w:color="FFFFFF"/>
+              <w:bottom w:val="single" w:sz="12" w:space="0" w:color="FFFFFF"/>
+              <w:right w:val="single" w:sz="12" w:space="0" w:color="FFFFFF"/>
             </w:tcBorders>
             <w:shd w:val="clear" w:color="auto" w:fill="FFF3CC"/>
             <w:tcMar>
               <w:top w:w="60" w:type="dxa"/>
-              <w:left w:w="60" w:type="dxa"/>
+              <w:left w:w="40" w:type="dxa"/>
               <w:bottom w:w="60" w:type="dxa"/>
-              <w:right w:w="60" w:type="dxa"/>
+              <w:right w:w="40" w:type="dxa"/>
             </w:tcMar>
           </w:tcPr>
           <w:p>
@@ -2959,10 +3869,26 @@
                 <w:rFonts w:ascii="Aptos" w:hAnsi="Aptos"/>
                 <w:b/>
                 <w:i w:val="0"/>
-                <w:color w:val="7A5800"/>
-                <w:sz w:val="21"/>
-              </w:rPr>
-              <w:t>quotas</w:t>
+                <w:color w:val="1A1A1A"/>
+                <w:sz w:val="26"/>
+              </w:rPr>
+              <w:t>3</w:t>
+            </w:r>
+          </w:p>
+          <w:p>
+            <w:pPr>
+              <w:spacing w:after="0"/>
+              <w:jc w:val="center"/>
+            </w:pPr>
+            <w:r>
+              <w:rPr>
+                <w:rFonts w:ascii="Aptos" w:hAnsi="Aptos"/>
+                <w:b w:val="0"/>
+                <w:i w:val="0"/>
+                <w:color w:val="5E5E5E"/>
+                <w:sz w:val="17"/>
+              </w:rPr>
+              <w:t>Not sure</w:t>
             </w:r>
           </w:p>
         </w:tc>
@@ -2970,17 +3896,17 @@
           <w:tcPr>
             <w:tcW w:type="dxa" w:w="1848"/>
             <w:tcBorders>
-              <w:top w:val="single" w:sz="6" w:space="0" w:color="E8A800"/>
-              <w:left w:val="single" w:sz="6" w:space="0" w:color="E8A800"/>
-              <w:bottom w:val="single" w:sz="6" w:space="0" w:color="E8A800"/>
-              <w:right w:val="single" w:sz="6" w:space="0" w:color="E8A800"/>
-            </w:tcBorders>
-            <w:shd w:val="clear" w:color="auto" w:fill="FFF3CC"/>
+              <w:top w:val="single" w:sz="12" w:space="0" w:color="FFFFFF"/>
+              <w:left w:val="single" w:sz="12" w:space="0" w:color="FFFFFF"/>
+              <w:bottom w:val="single" w:sz="12" w:space="0" w:color="FFFFFF"/>
+              <w:right w:val="single" w:sz="12" w:space="0" w:color="FFFFFF"/>
+            </w:tcBorders>
+            <w:shd w:val="clear" w:color="auto" w:fill="DDF0E4"/>
             <w:tcMar>
               <w:top w:w="60" w:type="dxa"/>
-              <w:left w:w="60" w:type="dxa"/>
+              <w:left w:w="40" w:type="dxa"/>
               <w:bottom w:w="60" w:type="dxa"/>
-              <w:right w:w="60" w:type="dxa"/>
+              <w:right w:w="40" w:type="dxa"/>
             </w:tcMar>
           </w:tcPr>
           <w:p>
@@ -2993,10 +3919,26 @@
                 <w:rFonts w:ascii="Aptos" w:hAnsi="Aptos"/>
                 <w:b/>
                 <w:i w:val="0"/>
-                <w:color w:val="7A5800"/>
-                <w:sz w:val="21"/>
-              </w:rPr>
-              <w:t>Casement</w:t>
+                <w:color w:val="1A1A1A"/>
+                <w:sz w:val="26"/>
+              </w:rPr>
+              <w:t>4</w:t>
+            </w:r>
+          </w:p>
+          <w:p>
+            <w:pPr>
+              <w:spacing w:after="0"/>
+              <w:jc w:val="center"/>
+            </w:pPr>
+            <w:r>
+              <w:rPr>
+                <w:rFonts w:ascii="Aptos" w:hAnsi="Aptos"/>
+                <w:b w:val="0"/>
+                <w:i w:val="0"/>
+                <w:color w:val="5E5E5E"/>
+                <w:sz w:val="17"/>
+              </w:rPr>
+              <w:t>Agree</w:t>
             </w:r>
           </w:p>
         </w:tc>
@@ -3004,17 +3946,17 @@
           <w:tcPr>
             <w:tcW w:type="dxa" w:w="1848"/>
             <w:tcBorders>
-              <w:top w:val="single" w:sz="6" w:space="0" w:color="E8A800"/>
-              <w:left w:val="single" w:sz="6" w:space="0" w:color="E8A800"/>
-              <w:bottom w:val="single" w:sz="6" w:space="0" w:color="E8A800"/>
-              <w:right w:val="single" w:sz="6" w:space="0" w:color="E8A800"/>
-            </w:tcBorders>
-            <w:shd w:val="clear" w:color="auto" w:fill="FFF3CC"/>
+              <w:top w:val="single" w:sz="12" w:space="0" w:color="FFFFFF"/>
+              <w:left w:val="single" w:sz="12" w:space="0" w:color="FFFFFF"/>
+              <w:bottom w:val="single" w:sz="12" w:space="0" w:color="FFFFFF"/>
+              <w:right w:val="single" w:sz="12" w:space="0" w:color="FFFFFF"/>
+            </w:tcBorders>
+            <w:shd w:val="clear" w:color="auto" w:fill="DDF0E4"/>
             <w:tcMar>
               <w:top w:w="60" w:type="dxa"/>
-              <w:left w:w="60" w:type="dxa"/>
+              <w:left w:w="40" w:type="dxa"/>
               <w:bottom w:w="60" w:type="dxa"/>
-              <w:right w:w="60" w:type="dxa"/>
+              <w:right w:w="40" w:type="dxa"/>
             </w:tcMar>
           </w:tcPr>
           <w:p>
@@ -3027,30 +3969,12 @@
                 <w:rFonts w:ascii="Aptos" w:hAnsi="Aptos"/>
                 <w:b/>
                 <w:i w:val="0"/>
-                <w:color w:val="7A5800"/>
-                <w:sz w:val="21"/>
-              </w:rPr>
-              <w:t>rubber</w:t>
-            </w:r>
-          </w:p>
-        </w:tc>
-        <w:tc>
-          <w:tcPr>
-            <w:tcW w:type="dxa" w:w="1848"/>
-            <w:tcBorders>
-              <w:top w:val="single" w:sz="6" w:space="0" w:color="E8A800"/>
-              <w:left w:val="single" w:sz="6" w:space="0" w:color="E8A800"/>
-              <w:bottom w:val="single" w:sz="6" w:space="0" w:color="E8A800"/>
-              <w:right w:val="single" w:sz="6" w:space="0" w:color="E8A800"/>
-            </w:tcBorders>
-            <w:shd w:val="clear" w:color="auto" w:fill="FFF3CC"/>
-            <w:tcMar>
-              <w:top w:w="60" w:type="dxa"/>
-              <w:left w:w="60" w:type="dxa"/>
-              <w:bottom w:w="60" w:type="dxa"/>
-              <w:right w:w="60" w:type="dxa"/>
-            </w:tcMar>
-          </w:tcPr>
+                <w:color w:val="1A1A1A"/>
+                <w:sz w:val="26"/>
+              </w:rPr>
+              <w:t>5</w:t>
+            </w:r>
+          </w:p>
           <w:p>
             <w:pPr>
               <w:spacing w:after="0"/>
@@ -3059,46 +3983,12 @@
             <w:r>
               <w:rPr>
                 <w:rFonts w:ascii="Aptos" w:hAnsi="Aptos"/>
-                <w:b/>
-                <w:i w:val="0"/>
-                <w:color w:val="7A5800"/>
-                <w:sz w:val="21"/>
-              </w:rPr>
-              <w:t>photographs</w:t>
-            </w:r>
-          </w:p>
-        </w:tc>
-        <w:tc>
-          <w:tcPr>
-            <w:tcW w:type="dxa" w:w="1848"/>
-            <w:tcBorders>
-              <w:top w:val="single" w:sz="6" w:space="0" w:color="E8A800"/>
-              <w:left w:val="single" w:sz="6" w:space="0" w:color="E8A800"/>
-              <w:bottom w:val="single" w:sz="6" w:space="0" w:color="E8A800"/>
-              <w:right w:val="single" w:sz="6" w:space="0" w:color="E8A800"/>
-            </w:tcBorders>
-            <w:shd w:val="clear" w:color="auto" w:fill="FFF3CC"/>
-            <w:tcMar>
-              <w:top w:w="60" w:type="dxa"/>
-              <w:left w:w="60" w:type="dxa"/>
-              <w:bottom w:w="60" w:type="dxa"/>
-              <w:right w:w="60" w:type="dxa"/>
-            </w:tcMar>
-          </w:tcPr>
-          <w:p>
-            <w:pPr>
-              <w:spacing w:after="0"/>
-              <w:jc w:val="center"/>
-            </w:pPr>
-            <w:r>
-              <w:rPr>
-                <w:rFonts w:ascii="Aptos" w:hAnsi="Aptos"/>
-                <w:b/>
-                <w:i w:val="0"/>
-                <w:color w:val="7A5800"/>
-                <w:sz w:val="21"/>
-              </w:rPr>
-              <w:t>1908</w:t>
+                <w:b w:val="0"/>
+                <w:i w:val="0"/>
+                <w:color w:val="5E5E5E"/>
+                <w:sz w:val="17"/>
+              </w:rPr>
+              <w:t>Strongly agree</w:t>
             </w:r>
           </w:p>
         </w:tc>
@@ -3106,990 +3996,18 @@
     </w:tbl>
     <w:p>
       <w:pPr>
-        <w:spacing w:after="0" w:line="120" w:lineRule="exact"/>
-      </w:pPr>
-      <w:r>
-        <w:rPr>
-          <w:sz w:val="4"/>
-        </w:rPr>
-      </w:r>
-    </w:p>
-    <w:p>
-      <w:pPr>
-        <w:spacing w:before="0" w:after="120"/>
+        <w:keepNext/>
+        <w:spacing w:before="90" w:after="0"/>
       </w:pPr>
       <w:r>
         <w:rPr>
           <w:rFonts w:ascii="Aptos" w:hAnsi="Aptos"/>
           <w:b/>
           <w:i w:val="0"/>
-          <w:color w:val="CE1126"/>
-          <w:sz w:val="21"/>
-        </w:rPr>
-        <w:t xml:space="preserve">1.  </w:t>
-      </w:r>
-      <w:r>
-        <w:rPr>
-          <w:rFonts w:ascii="Aptos" w:hAnsi="Aptos"/>
-          <w:b w:val="0"/>
-          <w:i w:val="0"/>
-          <w:color w:val="1A1A1A"/>
-          <w:sz w:val="20"/>
-        </w:rPr>
-        <w:t>Each village had to collect a fixed amount of rubber, called ______________.</w:t>
-      </w:r>
-    </w:p>
-    <w:p>
-      <w:pPr>
-        <w:spacing w:before="0" w:after="120"/>
-      </w:pPr>
-      <w:r>
-        <w:rPr>
-          <w:rFonts w:ascii="Aptos" w:hAnsi="Aptos"/>
-          <w:b/>
-          <w:i w:val="0"/>
-          <w:color w:val="CE1126"/>
-          <w:sz w:val="21"/>
-        </w:rPr>
-        <w:t xml:space="preserve">2.  </w:t>
-      </w:r>
-      <w:r>
-        <w:rPr>
-          <w:rFonts w:ascii="Aptos" w:hAnsi="Aptos"/>
-          <w:b w:val="0"/>
-          <w:i w:val="0"/>
-          <w:color w:val="1A1A1A"/>
-          <w:sz w:val="20"/>
-        </w:rPr>
-        <w:t>After 1888, the world wanted huge amounts of ______________ for tyres.</w:t>
-      </w:r>
-    </w:p>
-    <w:p>
-      <w:pPr>
-        <w:spacing w:before="0" w:after="120"/>
-      </w:pPr>
-      <w:r>
-        <w:rPr>
-          <w:rFonts w:ascii="Aptos" w:hAnsi="Aptos"/>
-          <w:b/>
-          <w:i w:val="0"/>
-          <w:color w:val="CE1126"/>
-          <w:sz w:val="21"/>
-        </w:rPr>
-        <w:t xml:space="preserve">3.  </w:t>
-      </w:r>
-      <w:r>
-        <w:rPr>
-          <w:rFonts w:ascii="Aptos" w:hAnsi="Aptos"/>
-          <w:b w:val="0"/>
-          <w:i w:val="0"/>
-          <w:color w:val="1A1A1A"/>
-          <w:sz w:val="20"/>
-        </w:rPr>
-        <w:t>Roger ______________ wrote a report for the British government in 1904.</w:t>
-      </w:r>
-    </w:p>
-    <w:p>
-      <w:pPr>
-        <w:spacing w:before="0" w:after="120"/>
-      </w:pPr>
-      <w:r>
-        <w:rPr>
-          <w:rFonts w:ascii="Aptos" w:hAnsi="Aptos"/>
-          <w:b/>
-          <w:i w:val="0"/>
-          <w:color w:val="CE1126"/>
-          <w:sz w:val="21"/>
-        </w:rPr>
-        <w:t xml:space="preserve">4.  </w:t>
-      </w:r>
-      <w:r>
-        <w:rPr>
-          <w:rFonts w:ascii="Aptos" w:hAnsi="Aptos"/>
-          <w:b w:val="0"/>
-          <w:i w:val="0"/>
-          <w:color w:val="1A1A1A"/>
-          <w:sz w:val="20"/>
-        </w:rPr>
-        <w:t>Alice Seeley Harris's ______________ were shown at public meetings.</w:t>
-      </w:r>
-    </w:p>
-    <w:p>
-      <w:pPr>
-        <w:spacing w:before="0" w:after="120"/>
-      </w:pPr>
-      <w:r>
-        <w:rPr>
-          <w:rFonts w:ascii="Aptos" w:hAnsi="Aptos"/>
-          <w:b/>
-          <w:i w:val="0"/>
-          <w:color w:val="CE1126"/>
-          <w:sz w:val="21"/>
-        </w:rPr>
-        <w:t xml:space="preserve">5.  </w:t>
-      </w:r>
-      <w:r>
-        <w:rPr>
-          <w:rFonts w:ascii="Aptos" w:hAnsi="Aptos"/>
-          <w:b w:val="0"/>
-          <w:i w:val="0"/>
-          <w:color w:val="1A1A1A"/>
-          <w:sz w:val="20"/>
-        </w:rPr>
-        <w:t>Belgium took the Congo from Leopold in ______________.</w:t>
-      </w:r>
-    </w:p>
-    <w:p>
-      <w:pPr>
-        <w:spacing w:after="0" w:line="120" w:lineRule="exact"/>
-      </w:pPr>
-      <w:r>
-        <w:rPr>
-          <w:sz w:val="4"/>
-        </w:rPr>
-      </w:r>
-    </w:p>
-    <w:p>
-      <w:pPr>
-        <w:keepNext/>
-        <w:spacing w:before="40" w:after="60"/>
-      </w:pPr>
-      <w:r>
-        <w:rPr>
-          <w:rFonts w:ascii="Aptos" w:hAnsi="Aptos"/>
-          <w:b/>
-          <w:i w:val="0"/>
           <w:color w:val="007A3D"/>
           <w:sz w:val="20"/>
         </w:rPr>
-        <w:t xml:space="preserve">▶  </w:t>
-      </w:r>
-      <w:r>
-        <w:rPr>
-          <w:rFonts w:ascii="Aptos" w:hAnsi="Aptos"/>
-          <w:b/>
-          <w:i w:val="0"/>
-          <w:color w:val="007A3D"/>
-          <w:sz w:val="20"/>
-        </w:rPr>
-        <w:t>WITNESS MATCH — WRITE THE CORRECT LETTER NEXT TO EACH PERSON</w:t>
-      </w:r>
-    </w:p>
-    <w:tbl>
-      <w:tblPr>
-        <w:tblW w:type="auto" w:w="0"/>
-        <w:jc w:val="center"/>
-        <w:tblLayout w:type="fixed"/>
-        <w:tblLook w:firstColumn="1" w:firstRow="1" w:lastColumn="0" w:lastRow="0" w:noHBand="0" w:noVBand="1" w:val="04A0"/>
-      </w:tblPr>
-      <w:tblGrid>
-        <w:gridCol w:w="2438"/>
-        <w:gridCol w:w="6804"/>
-      </w:tblGrid>
-      <w:tr>
-        <w:trPr>
-          <w:cantSplit/>
-        </w:trPr>
-        <w:tc>
-          <w:tcPr>
-            <w:tcW w:type="dxa" w:w="2438"/>
-            <w:tcBorders>
-              <w:top w:val="single" w:sz="6" w:space="0" w:color="007A3D"/>
-              <w:left w:val="single" w:sz="6" w:space="0" w:color="007A3D"/>
-              <w:bottom w:val="single" w:sz="6" w:space="0" w:color="007A3D"/>
-              <w:right w:val="single" w:sz="6" w:space="0" w:color="007A3D"/>
-            </w:tcBorders>
-            <w:shd w:val="clear" w:color="auto" w:fill="007A3D"/>
-            <w:tcMar>
-              <w:top w:w="80" w:type="dxa"/>
-              <w:left w:w="140" w:type="dxa"/>
-              <w:bottom w:w="80" w:type="dxa"/>
-              <w:right w:w="140" w:type="dxa"/>
-            </w:tcMar>
-          </w:tcPr>
-          <w:p>
-            <w:pPr>
-              <w:keepNext/>
-              <w:spacing w:after="0"/>
-            </w:pPr>
-            <w:r>
-              <w:rPr>
-                <w:rFonts w:ascii="Aptos" w:hAnsi="Aptos"/>
-                <w:b/>
-                <w:i w:val="0"/>
-                <w:color w:val="FFFFFF"/>
-                <w:sz w:val="21"/>
-              </w:rPr>
-              <w:t>Person</w:t>
-            </w:r>
-          </w:p>
-        </w:tc>
-        <w:tc>
-          <w:tcPr>
-            <w:tcW w:type="dxa" w:w="6803"/>
-            <w:tcBorders>
-              <w:top w:val="single" w:sz="6" w:space="0" w:color="007A3D"/>
-              <w:left w:val="single" w:sz="6" w:space="0" w:color="007A3D"/>
-              <w:bottom w:val="single" w:sz="6" w:space="0" w:color="007A3D"/>
-              <w:right w:val="single" w:sz="6" w:space="0" w:color="007A3D"/>
-            </w:tcBorders>
-            <w:shd w:val="clear" w:color="auto" w:fill="007A3D"/>
-            <w:tcMar>
-              <w:top w:w="80" w:type="dxa"/>
-              <w:left w:w="140" w:type="dxa"/>
-              <w:bottom w:w="80" w:type="dxa"/>
-              <w:right w:w="140" w:type="dxa"/>
-            </w:tcMar>
-          </w:tcPr>
-          <w:p>
-            <w:pPr>
-              <w:keepNext/>
-              <w:spacing w:after="0"/>
-            </w:pPr>
-            <w:r>
-              <w:rPr>
-                <w:rFonts w:ascii="Aptos" w:hAnsi="Aptos"/>
-                <w:b/>
-                <w:i w:val="0"/>
-                <w:color w:val="FFFFFF"/>
-                <w:sz w:val="21"/>
-              </w:rPr>
-              <w:t>Letter</w:t>
-            </w:r>
-          </w:p>
-        </w:tc>
-      </w:tr>
-      <w:tr>
-        <w:trPr>
-          <w:cantSplit/>
-        </w:trPr>
-        <w:tc>
-          <w:tcPr>
-            <w:tcW w:type="dxa" w:w="2438"/>
-            <w:tcBorders>
-              <w:top w:val="single" w:sz="4" w:space="0" w:color="D9C58A"/>
-              <w:left w:val="single" w:sz="4" w:space="0" w:color="D9C58A"/>
-              <w:bottom w:val="single" w:sz="4" w:space="0" w:color="D9C58A"/>
-              <w:right w:val="single" w:sz="4" w:space="0" w:color="D9C58A"/>
-            </w:tcBorders>
-            <w:tcMar>
-              <w:top w:w="80" w:type="dxa"/>
-              <w:left w:w="140" w:type="dxa"/>
-              <w:bottom w:w="80" w:type="dxa"/>
-              <w:right w:w="140" w:type="dxa"/>
-            </w:tcMar>
-          </w:tcPr>
-          <w:p>
-            <w:pPr>
-              <w:keepNext/>
-              <w:spacing w:after="0"/>
-            </w:pPr>
-            <w:r>
-              <w:rPr>
-                <w:rFonts w:ascii="Aptos" w:hAnsi="Aptos"/>
-                <w:b w:val="0"/>
-                <w:i w:val="0"/>
-                <w:color w:val="1A1A1A"/>
-                <w:sz w:val="20"/>
-              </w:rPr>
-              <w:t>1.  George Washington Williams</w:t>
-            </w:r>
-          </w:p>
-        </w:tc>
-        <w:tc>
-          <w:tcPr>
-            <w:tcW w:type="dxa" w:w="6803"/>
-            <w:tcBorders>
-              <w:top w:val="single" w:sz="4" w:space="0" w:color="D9C58A"/>
-              <w:left w:val="single" w:sz="4" w:space="0" w:color="D9C58A"/>
-              <w:bottom w:val="single" w:sz="4" w:space="0" w:color="D9C58A"/>
-              <w:right w:val="single" w:sz="4" w:space="0" w:color="D9C58A"/>
-            </w:tcBorders>
-            <w:tcMar>
-              <w:top w:w="80" w:type="dxa"/>
-              <w:left w:w="140" w:type="dxa"/>
-              <w:bottom w:w="80" w:type="dxa"/>
-              <w:right w:w="140" w:type="dxa"/>
-            </w:tcMar>
-          </w:tcPr>
-          <w:p>
-            <w:pPr>
-              <w:keepNext/>
-              <w:spacing w:after="0"/>
-            </w:pPr>
-            <w:r>
-              <w:rPr>
-                <w:rFonts w:ascii="Aptos" w:hAnsi="Aptos"/>
-                <w:b w:val="0"/>
-                <w:i w:val="0"/>
-                <w:color w:val="1A1A1A"/>
-                <w:sz w:val="20"/>
-              </w:rPr>
-            </w:r>
-          </w:p>
-        </w:tc>
-      </w:tr>
-      <w:tr>
-        <w:trPr>
-          <w:cantSplit/>
-        </w:trPr>
-        <w:tc>
-          <w:tcPr>
-            <w:tcW w:type="dxa" w:w="2438"/>
-            <w:tcBorders>
-              <w:top w:val="single" w:sz="4" w:space="0" w:color="D9C58A"/>
-              <w:left w:val="single" w:sz="4" w:space="0" w:color="D9C58A"/>
-              <w:bottom w:val="single" w:sz="4" w:space="0" w:color="D9C58A"/>
-              <w:right w:val="single" w:sz="4" w:space="0" w:color="D9C58A"/>
-            </w:tcBorders>
-            <w:shd w:val="clear" w:color="auto" w:fill="FFF3CC"/>
-            <w:tcMar>
-              <w:top w:w="80" w:type="dxa"/>
-              <w:left w:w="140" w:type="dxa"/>
-              <w:bottom w:w="80" w:type="dxa"/>
-              <w:right w:w="140" w:type="dxa"/>
-            </w:tcMar>
-          </w:tcPr>
-          <w:p>
-            <w:pPr>
-              <w:keepNext/>
-              <w:spacing w:after="0"/>
-            </w:pPr>
-            <w:r>
-              <w:rPr>
-                <w:rFonts w:ascii="Aptos" w:hAnsi="Aptos"/>
-                <w:b w:val="0"/>
-                <w:i w:val="0"/>
-                <w:color w:val="1A1A1A"/>
-                <w:sz w:val="20"/>
-              </w:rPr>
-              <w:t>2.  William Sheppard</w:t>
-            </w:r>
-          </w:p>
-        </w:tc>
-        <w:tc>
-          <w:tcPr>
-            <w:tcW w:type="dxa" w:w="6803"/>
-            <w:tcBorders>
-              <w:top w:val="single" w:sz="4" w:space="0" w:color="D9C58A"/>
-              <w:left w:val="single" w:sz="4" w:space="0" w:color="D9C58A"/>
-              <w:bottom w:val="single" w:sz="4" w:space="0" w:color="D9C58A"/>
-              <w:right w:val="single" w:sz="4" w:space="0" w:color="D9C58A"/>
-            </w:tcBorders>
-            <w:shd w:val="clear" w:color="auto" w:fill="FFF3CC"/>
-            <w:tcMar>
-              <w:top w:w="80" w:type="dxa"/>
-              <w:left w:w="140" w:type="dxa"/>
-              <w:bottom w:w="80" w:type="dxa"/>
-              <w:right w:w="140" w:type="dxa"/>
-            </w:tcMar>
-          </w:tcPr>
-          <w:p>
-            <w:pPr>
-              <w:keepNext/>
-              <w:spacing w:after="0"/>
-            </w:pPr>
-            <w:r>
-              <w:rPr>
-                <w:rFonts w:ascii="Aptos" w:hAnsi="Aptos"/>
-                <w:b w:val="0"/>
-                <w:i w:val="0"/>
-                <w:color w:val="1A1A1A"/>
-                <w:sz w:val="20"/>
-              </w:rPr>
-            </w:r>
-          </w:p>
-        </w:tc>
-      </w:tr>
-      <w:tr>
-        <w:trPr>
-          <w:cantSplit/>
-        </w:trPr>
-        <w:tc>
-          <w:tcPr>
-            <w:tcW w:type="dxa" w:w="2438"/>
-            <w:tcBorders>
-              <w:top w:val="single" w:sz="4" w:space="0" w:color="D9C58A"/>
-              <w:left w:val="single" w:sz="4" w:space="0" w:color="D9C58A"/>
-              <w:bottom w:val="single" w:sz="4" w:space="0" w:color="D9C58A"/>
-              <w:right w:val="single" w:sz="4" w:space="0" w:color="D9C58A"/>
-            </w:tcBorders>
-            <w:tcMar>
-              <w:top w:w="80" w:type="dxa"/>
-              <w:left w:w="140" w:type="dxa"/>
-              <w:bottom w:w="80" w:type="dxa"/>
-              <w:right w:w="140" w:type="dxa"/>
-            </w:tcMar>
-          </w:tcPr>
-          <w:p>
-            <w:pPr>
-              <w:keepNext/>
-              <w:spacing w:after="0"/>
-            </w:pPr>
-            <w:r>
-              <w:rPr>
-                <w:rFonts w:ascii="Aptos" w:hAnsi="Aptos"/>
-                <w:b w:val="0"/>
-                <w:i w:val="0"/>
-                <w:color w:val="1A1A1A"/>
-                <w:sz w:val="20"/>
-              </w:rPr>
-              <w:t>3.  Roger Casement</w:t>
-            </w:r>
-          </w:p>
-        </w:tc>
-        <w:tc>
-          <w:tcPr>
-            <w:tcW w:type="dxa" w:w="6803"/>
-            <w:tcBorders>
-              <w:top w:val="single" w:sz="4" w:space="0" w:color="D9C58A"/>
-              <w:left w:val="single" w:sz="4" w:space="0" w:color="D9C58A"/>
-              <w:bottom w:val="single" w:sz="4" w:space="0" w:color="D9C58A"/>
-              <w:right w:val="single" w:sz="4" w:space="0" w:color="D9C58A"/>
-            </w:tcBorders>
-            <w:tcMar>
-              <w:top w:w="80" w:type="dxa"/>
-              <w:left w:w="140" w:type="dxa"/>
-              <w:bottom w:w="80" w:type="dxa"/>
-              <w:right w:w="140" w:type="dxa"/>
-            </w:tcMar>
-          </w:tcPr>
-          <w:p>
-            <w:pPr>
-              <w:keepNext/>
-              <w:spacing w:after="0"/>
-            </w:pPr>
-            <w:r>
-              <w:rPr>
-                <w:rFonts w:ascii="Aptos" w:hAnsi="Aptos"/>
-                <w:b w:val="0"/>
-                <w:i w:val="0"/>
-                <w:color w:val="1A1A1A"/>
-                <w:sz w:val="20"/>
-              </w:rPr>
-            </w:r>
-          </w:p>
-        </w:tc>
-      </w:tr>
-      <w:tr>
-        <w:trPr>
-          <w:cantSplit/>
-        </w:trPr>
-        <w:tc>
-          <w:tcPr>
-            <w:tcW w:type="dxa" w:w="2438"/>
-            <w:tcBorders>
-              <w:top w:val="single" w:sz="4" w:space="0" w:color="D9C58A"/>
-              <w:left w:val="single" w:sz="4" w:space="0" w:color="D9C58A"/>
-              <w:bottom w:val="single" w:sz="4" w:space="0" w:color="D9C58A"/>
-              <w:right w:val="single" w:sz="4" w:space="0" w:color="D9C58A"/>
-            </w:tcBorders>
-            <w:shd w:val="clear" w:color="auto" w:fill="FFF3CC"/>
-            <w:tcMar>
-              <w:top w:w="80" w:type="dxa"/>
-              <w:left w:w="140" w:type="dxa"/>
-              <w:bottom w:w="80" w:type="dxa"/>
-              <w:right w:w="140" w:type="dxa"/>
-            </w:tcMar>
-          </w:tcPr>
-          <w:p>
-            <w:pPr>
-              <w:keepNext/>
-              <w:spacing w:after="0"/>
-            </w:pPr>
-            <w:r>
-              <w:rPr>
-                <w:rFonts w:ascii="Aptos" w:hAnsi="Aptos"/>
-                <w:b w:val="0"/>
-                <w:i w:val="0"/>
-                <w:color w:val="1A1A1A"/>
-                <w:sz w:val="20"/>
-              </w:rPr>
-              <w:t>4.  Alice Seeley Harris</w:t>
-            </w:r>
-          </w:p>
-        </w:tc>
-        <w:tc>
-          <w:tcPr>
-            <w:tcW w:type="dxa" w:w="6803"/>
-            <w:tcBorders>
-              <w:top w:val="single" w:sz="4" w:space="0" w:color="D9C58A"/>
-              <w:left w:val="single" w:sz="4" w:space="0" w:color="D9C58A"/>
-              <w:bottom w:val="single" w:sz="4" w:space="0" w:color="D9C58A"/>
-              <w:right w:val="single" w:sz="4" w:space="0" w:color="D9C58A"/>
-            </w:tcBorders>
-            <w:shd w:val="clear" w:color="auto" w:fill="FFF3CC"/>
-            <w:tcMar>
-              <w:top w:w="80" w:type="dxa"/>
-              <w:left w:w="140" w:type="dxa"/>
-              <w:bottom w:w="80" w:type="dxa"/>
-              <w:right w:w="140" w:type="dxa"/>
-            </w:tcMar>
-          </w:tcPr>
-          <w:p>
-            <w:pPr>
-              <w:keepNext/>
-              <w:spacing w:after="0"/>
-            </w:pPr>
-            <w:r>
-              <w:rPr>
-                <w:rFonts w:ascii="Aptos" w:hAnsi="Aptos"/>
-                <w:b w:val="0"/>
-                <w:i w:val="0"/>
-                <w:color w:val="1A1A1A"/>
-                <w:sz w:val="20"/>
-              </w:rPr>
-            </w:r>
-          </w:p>
-        </w:tc>
-      </w:tr>
-      <w:tr>
-        <w:trPr>
-          <w:cantSplit/>
-        </w:trPr>
-        <w:tc>
-          <w:tcPr>
-            <w:tcW w:type="dxa" w:w="2438"/>
-            <w:tcBorders>
-              <w:top w:val="single" w:sz="4" w:space="0" w:color="D9C58A"/>
-              <w:left w:val="single" w:sz="4" w:space="0" w:color="D9C58A"/>
-              <w:bottom w:val="single" w:sz="4" w:space="0" w:color="D9C58A"/>
-              <w:right w:val="single" w:sz="4" w:space="0" w:color="D9C58A"/>
-            </w:tcBorders>
-            <w:tcMar>
-              <w:top w:w="80" w:type="dxa"/>
-              <w:left w:w="140" w:type="dxa"/>
-              <w:bottom w:w="80" w:type="dxa"/>
-              <w:right w:w="140" w:type="dxa"/>
-            </w:tcMar>
-          </w:tcPr>
-          <w:p>
-            <w:pPr>
-              <w:keepNext/>
-              <w:spacing w:after="0"/>
-            </w:pPr>
-            <w:r>
-              <w:rPr>
-                <w:rFonts w:ascii="Aptos" w:hAnsi="Aptos"/>
-                <w:b w:val="0"/>
-                <w:i w:val="0"/>
-                <w:color w:val="1A1A1A"/>
-                <w:sz w:val="20"/>
-              </w:rPr>
-              <w:t>5.  E. D. Morel</w:t>
-            </w:r>
-          </w:p>
-        </w:tc>
-        <w:tc>
-          <w:tcPr>
-            <w:tcW w:type="dxa" w:w="6803"/>
-            <w:tcBorders>
-              <w:top w:val="single" w:sz="4" w:space="0" w:color="D9C58A"/>
-              <w:left w:val="single" w:sz="4" w:space="0" w:color="D9C58A"/>
-              <w:bottom w:val="single" w:sz="4" w:space="0" w:color="D9C58A"/>
-              <w:right w:val="single" w:sz="4" w:space="0" w:color="D9C58A"/>
-            </w:tcBorders>
-            <w:tcMar>
-              <w:top w:w="80" w:type="dxa"/>
-              <w:left w:w="140" w:type="dxa"/>
-              <w:bottom w:w="80" w:type="dxa"/>
-              <w:right w:w="140" w:type="dxa"/>
-            </w:tcMar>
-          </w:tcPr>
-          <w:p>
-            <w:pPr>
-              <w:keepNext/>
-              <w:spacing w:after="0"/>
-            </w:pPr>
-            <w:r>
-              <w:rPr>
-                <w:rFonts w:ascii="Aptos" w:hAnsi="Aptos"/>
-                <w:b w:val="0"/>
-                <w:i w:val="0"/>
-                <w:color w:val="1A1A1A"/>
-                <w:sz w:val="20"/>
-              </w:rPr>
-            </w:r>
-          </w:p>
-        </w:tc>
-      </w:tr>
-    </w:tbl>
-    <w:p>
-      <w:pPr>
-        <w:spacing w:after="0" w:line="160" w:lineRule="exact"/>
-      </w:pPr>
-      <w:r>
-        <w:rPr>
-          <w:sz w:val="4"/>
-        </w:rPr>
-      </w:r>
-    </w:p>
-    <w:p>
-      <w:pPr>
-        <w:spacing w:after="60"/>
-        <w:ind w:left="454" w:hanging="255"/>
-      </w:pPr>
-      <w:r>
-        <w:rPr>
-          <w:rFonts w:ascii="Aptos" w:hAnsi="Aptos"/>
-          <w:b/>
-          <w:i w:val="0"/>
-          <w:color w:val="CE1126"/>
-          <w:sz w:val="16"/>
-        </w:rPr>
-        <w:t xml:space="preserve">A.  </w:t>
-      </w:r>
-      <w:r>
-        <w:rPr>
-          <w:rFonts w:ascii="Aptos" w:hAnsi="Aptos"/>
-          <w:b w:val="0"/>
-          <w:i w:val="0"/>
-          <w:color w:val="1A1A1A"/>
-          <w:sz w:val="20"/>
-        </w:rPr>
-        <w:t>A missionary whose photographs were shown at public meetings.</w:t>
-      </w:r>
-    </w:p>
-    <w:p>
-      <w:pPr>
-        <w:spacing w:after="60"/>
-        <w:ind w:left="454" w:hanging="255"/>
-      </w:pPr>
-      <w:r>
-        <w:rPr>
-          <w:rFonts w:ascii="Aptos" w:hAnsi="Aptos"/>
-          <w:b/>
-          <w:i w:val="0"/>
-          <w:color w:val="CE1126"/>
-          <w:sz w:val="16"/>
-        </w:rPr>
-        <w:t xml:space="preserve">B.  </w:t>
-      </w:r>
-      <w:r>
-        <w:rPr>
-          <w:rFonts w:ascii="Aptos" w:hAnsi="Aptos"/>
-          <w:b w:val="0"/>
-          <w:i w:val="0"/>
-          <w:color w:val="1A1A1A"/>
-          <w:sz w:val="20"/>
-        </w:rPr>
-        <w:t>An African American historian who wrote an open letter to Leopold in 1890.</w:t>
-      </w:r>
-    </w:p>
-    <w:p>
-      <w:pPr>
-        <w:spacing w:after="60"/>
-        <w:ind w:left="454" w:hanging="255"/>
-      </w:pPr>
-      <w:r>
-        <w:rPr>
-          <w:rFonts w:ascii="Aptos" w:hAnsi="Aptos"/>
-          <w:b/>
-          <w:i w:val="0"/>
-          <w:color w:val="CE1126"/>
-          <w:sz w:val="16"/>
-        </w:rPr>
-        <w:t xml:space="preserve">C.  </w:t>
-      </w:r>
-      <w:r>
-        <w:rPr>
-          <w:rFonts w:ascii="Aptos" w:hAnsi="Aptos"/>
-          <w:b w:val="0"/>
-          <w:i w:val="0"/>
-          <w:color w:val="1A1A1A"/>
-          <w:sz w:val="20"/>
-        </w:rPr>
-        <w:t>A British official whose 1904 report for the government confirmed the abuses.</w:t>
-      </w:r>
-    </w:p>
-    <w:p>
-      <w:pPr>
-        <w:spacing w:after="60"/>
-        <w:ind w:left="454" w:hanging="255"/>
-      </w:pPr>
-      <w:r>
-        <w:rPr>
-          <w:rFonts w:ascii="Aptos" w:hAnsi="Aptos"/>
-          <w:b/>
-          <w:i w:val="0"/>
-          <w:color w:val="CE1126"/>
-          <w:sz w:val="16"/>
-        </w:rPr>
-        <w:t xml:space="preserve">D.  </w:t>
-      </w:r>
-      <w:r>
-        <w:rPr>
-          <w:rFonts w:ascii="Aptos" w:hAnsi="Aptos"/>
-          <w:b w:val="0"/>
-          <w:i w:val="0"/>
-          <w:color w:val="1A1A1A"/>
-          <w:sz w:val="20"/>
-        </w:rPr>
-        <w:t>A shipping clerk who noticed ships arriving with rubber but leaving with guns, and set up the Congo Reform Association.</w:t>
-      </w:r>
-    </w:p>
-    <w:p>
-      <w:pPr>
-        <w:spacing w:after="60"/>
-        <w:ind w:left="454" w:hanging="255"/>
-      </w:pPr>
-      <w:r>
-        <w:rPr>
-          <w:rFonts w:ascii="Aptos" w:hAnsi="Aptos"/>
-          <w:b/>
-          <w:i w:val="0"/>
-          <w:color w:val="CE1126"/>
-          <w:sz w:val="16"/>
-        </w:rPr>
-        <w:t xml:space="preserve">E.  </w:t>
-      </w:r>
-      <w:r>
-        <w:rPr>
-          <w:rFonts w:ascii="Aptos" w:hAnsi="Aptos"/>
-          <w:b w:val="0"/>
-          <w:i w:val="0"/>
-          <w:color w:val="1A1A1A"/>
-          <w:sz w:val="20"/>
-        </w:rPr>
-        <w:t>An African American missionary who reported the abuses he saw in the Kasai region.</w:t>
-      </w:r>
-    </w:p>
-    <w:p>
-      <w:pPr>
-        <w:spacing w:after="0" w:line="120" w:lineRule="exact"/>
-      </w:pPr>
-      <w:r>
-        <w:rPr>
-          <w:sz w:val="4"/>
-        </w:rPr>
-      </w:r>
-    </w:p>
-    <w:p>
-      <w:pPr>
-        <w:keepNext/>
-        <w:pBdr>
-          <w:top w:val="single" w:sz="4" w:space="4" w:color="E8A800"/>
-          <w:left w:val="single" w:sz="4" w:space="6" w:color="E8A800"/>
-          <w:bottom w:val="single" w:sz="4" w:space="4" w:color="E8A800"/>
-          <w:right w:val="single" w:sz="4" w:space="6" w:color="E8A800"/>
-        </w:pBdr>
-        <w:shd w:val="clear" w:color="auto" w:fill="E8A800"/>
-        <w:spacing w:before="200" w:after="120"/>
-        <w:ind w:left="68" w:right="68"/>
-      </w:pPr>
-      <w:r>
-        <w:rPr>
-          <w:rFonts w:ascii="Aptos Display" w:hAnsi="Aptos Display"/>
-          <w:b/>
-          <w:i w:val="0"/>
-          <w:color w:val="1A1A1A"/>
-          <w:sz w:val="27"/>
-        </w:rPr>
-        <w:t>5.  Talk It Out</w:t>
-      </w:r>
-    </w:p>
-    <w:p>
-      <w:pPr>
-        <w:keepNext/>
-        <w:spacing w:before="40" w:after="60"/>
-      </w:pPr>
-      <w:r>
-        <w:rPr>
-          <w:rFonts w:ascii="Aptos" w:hAnsi="Aptos"/>
-          <w:b/>
-          <w:i w:val="0"/>
-          <w:color w:val="E8A800"/>
-          <w:sz w:val="20"/>
-        </w:rPr>
-        <w:t xml:space="preserve">▶  </w:t>
-      </w:r>
-      <w:r>
-        <w:rPr>
-          <w:rFonts w:ascii="Aptos" w:hAnsi="Aptos"/>
-          <w:b/>
-          <w:i w:val="0"/>
-          <w:color w:val="E8A800"/>
-          <w:sz w:val="20"/>
-        </w:rPr>
-        <w:t>TALK IT OUT — DISCUSS WITH A PARTNER OR GROUP</w:t>
-      </w:r>
-    </w:p>
-    <w:p>
-      <w:pPr>
-        <w:spacing w:after="60"/>
-        <w:ind w:left="454" w:hanging="255"/>
-      </w:pPr>
-      <w:r>
-        <w:rPr>
-          <w:rFonts w:ascii="Aptos" w:hAnsi="Aptos"/>
-          <w:b/>
-          <w:i w:val="0"/>
-          <w:color w:val="E8A800"/>
-          <w:sz w:val="16"/>
-        </w:rPr>
-        <w:t xml:space="preserve">■  </w:t>
-      </w:r>
-      <w:r>
-        <w:rPr>
-          <w:rFonts w:ascii="Aptos" w:hAnsi="Aptos"/>
-          <w:b w:val="0"/>
-          <w:i w:val="0"/>
-          <w:color w:val="1A1A1A"/>
-          <w:sz w:val="20"/>
-        </w:rPr>
-        <w:t>Why do you think Leopold called his colony a 'Free State'?</w:t>
-      </w:r>
-    </w:p>
-    <w:p>
-      <w:pPr>
-        <w:spacing w:after="60"/>
-        <w:ind w:left="454" w:hanging="255"/>
-      </w:pPr>
-      <w:r>
-        <w:rPr>
-          <w:rFonts w:ascii="Aptos" w:hAnsi="Aptos"/>
-          <w:b/>
-          <w:i w:val="0"/>
-          <w:color w:val="E8A800"/>
-          <w:sz w:val="16"/>
-        </w:rPr>
-        <w:t xml:space="preserve">■  </w:t>
-      </w:r>
-      <w:r>
-        <w:rPr>
-          <w:rFonts w:ascii="Aptos" w:hAnsi="Aptos"/>
-          <w:b w:val="0"/>
-          <w:i w:val="0"/>
-          <w:color w:val="1A1A1A"/>
-          <w:sz w:val="20"/>
-        </w:rPr>
-        <w:t>Why did it take years for people in Europe to believe what was happening?</w:t>
-      </w:r>
-    </w:p>
-    <w:p>
-      <w:pPr>
-        <w:spacing w:after="60"/>
-        <w:ind w:left="454" w:hanging="255"/>
-      </w:pPr>
-      <w:r>
-        <w:rPr>
-          <w:rFonts w:ascii="Aptos" w:hAnsi="Aptos"/>
-          <w:b/>
-          <w:i w:val="0"/>
-          <w:color w:val="E8A800"/>
-          <w:sz w:val="16"/>
-        </w:rPr>
-        <w:t xml:space="preserve">■  </w:t>
-      </w:r>
-      <w:r>
-        <w:rPr>
-          <w:rFonts w:ascii="Aptos" w:hAnsi="Aptos"/>
-          <w:b w:val="0"/>
-          <w:i w:val="0"/>
-          <w:color w:val="1A1A1A"/>
-          <w:sz w:val="20"/>
-        </w:rPr>
-        <w:t>Who should take responsibility for wrongs from the past: individuals, governments, or both?</w:t>
-      </w:r>
-    </w:p>
-    <w:p>
-      <w:pPr>
-        <w:spacing w:after="0" w:line="120" w:lineRule="exact"/>
-      </w:pPr>
-      <w:r>
-        <w:rPr>
-          <w:sz w:val="4"/>
-        </w:rPr>
-      </w:r>
-    </w:p>
-    <w:tbl>
-      <w:tblPr>
-        <w:tblW w:type="auto" w:w="0"/>
-        <w:jc w:val="center"/>
-        <w:tblLayout w:type="fixed"/>
-        <w:tblLook w:firstColumn="1" w:firstRow="1" w:lastColumn="0" w:lastRow="0" w:noHBand="0" w:noVBand="1" w:val="04A0"/>
-      </w:tblPr>
-      <w:tblGrid>
-        <w:gridCol w:w="9242"/>
-      </w:tblGrid>
-      <w:tr>
-        <w:trPr>
-          <w:cantSplit/>
-        </w:trPr>
-        <w:tc>
-          <w:tcPr>
-            <w:tcW w:type="dxa" w:w="9241"/>
-            <w:tcBorders>
-              <w:top w:val="nil"/>
-              <w:left w:val="single" w:sz="36" w:space="0" w:color="CE1126"/>
-              <w:bottom w:val="nil"/>
-              <w:right w:val="nil"/>
-            </w:tcBorders>
-            <w:shd w:val="clear" w:color="auto" w:fill="FBE4E7"/>
-            <w:tcMar>
-              <w:top w:w="110" w:type="dxa"/>
-              <w:left w:w="220" w:type="dxa"/>
-              <w:bottom w:w="110" w:type="dxa"/>
-              <w:right w:w="180" w:type="dxa"/>
-            </w:tcMar>
-          </w:tcPr>
-          <w:p>
-            <w:pPr>
-              <w:spacing w:after="60"/>
-            </w:pPr>
-            <w:r>
-              <w:rPr>
-                <w:rFonts w:ascii="Aptos" w:hAnsi="Aptos"/>
-                <w:b/>
-                <w:i w:val="0"/>
-                <w:color w:val="CE1126"/>
-                <w:sz w:val="19"/>
-              </w:rPr>
-              <w:t>THE BIG QUESTION</w:t>
-            </w:r>
-          </w:p>
-          <w:p>
-            <w:pPr>
-              <w:spacing w:after="0"/>
-            </w:pPr>
-            <w:r>
-              <w:rPr>
-                <w:rFonts w:ascii="Aptos" w:hAnsi="Aptos"/>
-                <w:b w:val="0"/>
-                <w:i w:val="0"/>
-                <w:color w:val="1A1A1A"/>
-                <w:sz w:val="20"/>
-              </w:rPr>
-              <w:t>Should Belgium formally apologise and pay reparations to the DR Congo? Some people say a country should take responsibility for harm done in its name, even long ago. Others say people alive today are not to blame, or that money cannot fix the past. In 2020 King Philippe expressed 'deepest regrets', but Belgium has not made a formal state apology.</w:t>
-            </w:r>
-          </w:p>
-        </w:tc>
-      </w:tr>
-    </w:tbl>
-    <w:p>
-      <w:pPr>
-        <w:spacing w:after="0" w:line="160" w:lineRule="exact"/>
-      </w:pPr>
-      <w:r>
-        <w:rPr>
-          <w:sz w:val="4"/>
-        </w:rPr>
-      </w:r>
-    </w:p>
-    <w:p>
-      <w:pPr>
-        <w:keepNext/>
-        <w:spacing w:before="0" w:after="0"/>
-      </w:pPr>
-      <w:r>
-        <w:rPr>
-          <w:rFonts w:ascii="Aptos" w:hAnsi="Aptos"/>
-          <w:b/>
-          <w:i w:val="0"/>
-          <w:color w:val="007A3D"/>
-          <w:sz w:val="21"/>
-        </w:rPr>
-        <w:t>What do you think, and why?</w:t>
+        <w:t>Because…</w:t>
       </w:r>
     </w:p>
     <w:tbl>
@@ -4137,14 +4055,14 @@
     <w:p>
       <w:pPr>
         <w:keepNext/>
-        <w:spacing w:before="40" w:after="60"/>
+        <w:spacing w:before="30" w:after="45"/>
       </w:pPr>
       <w:r>
         <w:rPr>
           <w:rFonts w:ascii="Aptos" w:hAnsi="Aptos"/>
           <w:b/>
           <w:i w:val="0"/>
-          <w:color w:val="CE1126"/>
+          <w:color w:val="007A3D"/>
           <w:sz w:val="20"/>
         </w:rPr>
         <w:t xml:space="preserve">▶  </w:t>
@@ -4154,252 +4072,26 @@
           <w:rFonts w:ascii="Aptos" w:hAnsi="Aptos"/>
           <w:b/>
           <w:i w:val="0"/>
-          <w:color w:val="CE1126"/>
-          <w:sz w:val="20"/>
-        </w:rPr>
-        <w:t>ROLE PLAY — IN PAIRS</w:t>
-      </w:r>
-    </w:p>
-    <w:tbl>
-      <w:tblPr>
-        <w:tblW w:type="auto" w:w="0"/>
-        <w:jc w:val="center"/>
-        <w:tblLayout w:type="fixed"/>
-        <w:tblLook w:firstColumn="1" w:firstRow="1" w:lastColumn="0" w:lastRow="0" w:noHBand="0" w:noVBand="1" w:val="04A0"/>
-      </w:tblPr>
-      <w:tblGrid>
-        <w:gridCol w:w="4621"/>
-        <w:gridCol w:w="4621"/>
-      </w:tblGrid>
-      <w:tr>
-        <w:trPr>
-          <w:cantSplit/>
-        </w:trPr>
-        <w:tc>
-          <w:tcPr>
-            <w:tcW w:type="dxa" w:w="9240"/>
-            <w:gridSpan w:val="2"/>
-            <w:tcBorders>
-              <w:top w:val="nil"/>
-              <w:left w:val="single" w:sz="36" w:space="0" w:color="CE1126"/>
-              <w:bottom w:val="nil"/>
-              <w:right w:val="nil"/>
-            </w:tcBorders>
-            <w:shd w:val="clear" w:color="auto" w:fill="FBE4E7"/>
-            <w:tcMar>
-              <w:top w:w="100" w:type="dxa"/>
-              <w:left w:w="200" w:type="dxa"/>
-              <w:bottom w:w="100" w:type="dxa"/>
-              <w:right w:w="160" w:type="dxa"/>
-            </w:tcMar>
-          </w:tcPr>
-          <w:p>
-            <w:pPr>
-              <w:keepNext/>
-              <w:spacing w:after="0"/>
-            </w:pPr>
-            <w:r>
-              <w:rPr>
-                <w:rFonts w:ascii="Aptos" w:hAnsi="Aptos"/>
-                <w:b/>
-                <w:i w:val="0"/>
-                <w:color w:val="CE1126"/>
-                <w:sz w:val="19"/>
-              </w:rPr>
-              <w:t xml:space="preserve">THE SCENE:  </w:t>
-            </w:r>
-            <w:r>
-              <w:rPr>
-                <w:rFonts w:ascii="Aptos" w:hAnsi="Aptos"/>
-                <w:b w:val="0"/>
-                <w:i w:val="0"/>
-                <w:color w:val="1A1A1A"/>
-                <w:sz w:val="20"/>
-              </w:rPr>
-              <w:t>London, 1905. Two neighbours leave a public meeting where Alice Seeley Harris's photographs from the Congo were shown.</w:t>
-            </w:r>
-          </w:p>
-        </w:tc>
-      </w:tr>
-      <w:tr>
-        <w:trPr>
-          <w:cantSplit/>
-        </w:trPr>
-        <w:tc>
-          <w:tcPr>
-            <w:tcW w:type="dxa" w:w="4620"/>
-            <w:tcBorders>
-              <w:top w:val="single" w:sz="12" w:space="0" w:color="FFFFFF"/>
-              <w:left w:val="single" w:sz="36" w:space="0" w:color="E8A800"/>
-              <w:bottom w:val="nil"/>
-              <w:right w:val="nil"/>
-            </w:tcBorders>
-            <w:shd w:val="clear" w:color="auto" w:fill="FFF3CC"/>
-            <w:tcMar>
-              <w:top w:w="100" w:type="dxa"/>
-              <w:left w:w="200" w:type="dxa"/>
-              <w:bottom w:w="100" w:type="dxa"/>
-              <w:right w:w="160" w:type="dxa"/>
-            </w:tcMar>
-          </w:tcPr>
-          <w:p>
-            <w:pPr>
-              <w:spacing w:after="40"/>
-            </w:pPr>
-            <w:r>
-              <w:rPr>
-                <w:rFonts w:ascii="Aptos" w:hAnsi="Aptos"/>
-                <w:b/>
-                <w:i w:val="0"/>
-                <w:color w:val="7A5800"/>
-                <w:sz w:val="19"/>
-              </w:rPr>
-              <w:t>PERSON A</w:t>
-            </w:r>
-          </w:p>
-          <w:p>
-            <w:pPr>
-              <w:spacing w:after="0"/>
-            </w:pPr>
-            <w:r>
-              <w:rPr>
-                <w:rFonts w:ascii="Aptos" w:hAnsi="Aptos"/>
-                <w:b w:val="0"/>
-                <w:i w:val="0"/>
-                <w:color w:val="1A1A1A"/>
-                <w:sz w:val="20"/>
-              </w:rPr>
-              <w:t>The campaigner: you are shocked by what you have seen. Persuade your neighbour to sign a petition and write to their MP. Use evidence from today.</w:t>
-            </w:r>
-          </w:p>
-        </w:tc>
-        <w:tc>
-          <w:tcPr>
-            <w:tcW w:type="dxa" w:w="4620"/>
-            <w:tcBorders>
-              <w:top w:val="single" w:sz="12" w:space="0" w:color="FFFFFF"/>
-              <w:left w:val="single" w:sz="36" w:space="0" w:color="007A3D"/>
-              <w:bottom w:val="nil"/>
-              <w:right w:val="nil"/>
-            </w:tcBorders>
-            <w:shd w:val="clear" w:color="auto" w:fill="DDF0E4"/>
-            <w:tcMar>
-              <w:top w:w="100" w:type="dxa"/>
-              <w:left w:w="200" w:type="dxa"/>
-              <w:bottom w:w="100" w:type="dxa"/>
-              <w:right w:w="160" w:type="dxa"/>
-            </w:tcMar>
-          </w:tcPr>
-          <w:p>
-            <w:pPr>
-              <w:spacing w:after="40"/>
-            </w:pPr>
-            <w:r>
-              <w:rPr>
-                <w:rFonts w:ascii="Aptos" w:hAnsi="Aptos"/>
-                <w:b/>
-                <w:i w:val="0"/>
-                <w:color w:val="007A3D"/>
-                <w:sz w:val="19"/>
-              </w:rPr>
-              <w:t>PERSON B</w:t>
-            </w:r>
-          </w:p>
-          <w:p>
-            <w:pPr>
-              <w:spacing w:after="0"/>
-            </w:pPr>
-            <w:r>
-              <w:rPr>
-                <w:rFonts w:ascii="Aptos" w:hAnsi="Aptos"/>
-                <w:b w:val="0"/>
-                <w:i w:val="0"/>
-                <w:color w:val="1A1A1A"/>
-                <w:sz w:val="20"/>
-              </w:rPr>
-              <w:t>The doubter: newspapers have praised King Leopold as a kind ruler. Ask hard questions. What would it take to change your mind?</w:t>
-            </w:r>
-          </w:p>
-        </w:tc>
-      </w:tr>
-    </w:tbl>
-    <w:p>
-      <w:pPr>
-        <w:spacing w:after="0" w:line="160" w:lineRule="exact"/>
-      </w:pPr>
-      <w:r>
-        <w:rPr>
-          <w:sz w:val="4"/>
-        </w:rPr>
-      </w:r>
-      <w:r>
-        <w:br w:type="page"/>
-      </w:r>
-    </w:p>
-    <w:p>
-      <w:pPr>
-        <w:keepNext/>
-        <w:pBdr>
-          <w:top w:val="single" w:sz="4" w:space="4" w:color="007A3D"/>
-          <w:left w:val="single" w:sz="4" w:space="6" w:color="007A3D"/>
-          <w:bottom w:val="single" w:sz="4" w:space="4" w:color="007A3D"/>
-          <w:right w:val="single" w:sz="4" w:space="6" w:color="007A3D"/>
-        </w:pBdr>
-        <w:shd w:val="clear" w:color="auto" w:fill="007A3D"/>
-        <w:spacing w:before="200" w:after="120"/>
-        <w:ind w:left="68" w:right="68"/>
-      </w:pPr>
-      <w:r>
-        <w:rPr>
-          <w:rFonts w:ascii="Aptos Display" w:hAnsi="Aptos Display"/>
-          <w:b/>
-          <w:i w:val="0"/>
-          <w:color w:val="FFFFFF"/>
-          <w:sz w:val="27"/>
-        </w:rPr>
-        <w:t>6.  Reflection &amp; Exit Ticket</w:t>
-      </w:r>
-    </w:p>
-    <w:p>
-      <w:pPr>
-        <w:keepNext/>
-        <w:spacing w:before="40" w:after="60"/>
-      </w:pPr>
-      <w:r>
-        <w:rPr>
-          <w:rFonts w:ascii="Aptos" w:hAnsi="Aptos"/>
-          <w:b/>
-          <w:i w:val="0"/>
           <w:color w:val="007A3D"/>
           <w:sz w:val="20"/>
         </w:rPr>
-        <w:t xml:space="preserve">▶  </w:t>
-      </w:r>
-      <w:r>
-        <w:rPr>
-          <w:rFonts w:ascii="Aptos" w:hAnsi="Aptos"/>
-          <w:b/>
-          <w:i w:val="0"/>
-          <w:color w:val="007A3D"/>
-          <w:sz w:val="20"/>
-        </w:rPr>
-        <w:t>WHERE DO YOU STAND? — CIRCLE A NUMBER</w:t>
+        <w:t>CONFIDENCE CHECK — CIRCLE ONE</w:t>
       </w:r>
     </w:p>
     <w:p>
       <w:pPr>
         <w:keepNext/>
-        <w:spacing w:before="0" w:after="80"/>
+        <w:spacing w:before="0" w:after="60"/>
       </w:pPr>
       <w:r>
         <w:rPr>
           <w:rFonts w:ascii="Aptos" w:hAnsi="Aptos"/>
           <w:b w:val="0"/>
-          <w:i/>
+          <w:i w:val="0"/>
           <w:color w:val="1A1A1A"/>
           <w:sz w:val="21"/>
         </w:rPr>
-        <w:t>“Statues of King Leopold II should be removed from public places.”</w:t>
+        <w:t>How confident do I feel about today's topic?</w:t>
       </w:r>
     </w:p>
     <w:tbl>
@@ -4424,12 +4116,11 @@
           <w:tcPr>
             <w:tcW w:type="dxa" w:w="1848"/>
             <w:tcBorders>
-              <w:top w:val="single" w:sz="12" w:space="0" w:color="FFFFFF"/>
-              <w:left w:val="single" w:sz="12" w:space="0" w:color="FFFFFF"/>
-              <w:bottom w:val="single" w:sz="12" w:space="0" w:color="FFFFFF"/>
-              <w:right w:val="single" w:sz="12" w:space="0" w:color="FFFFFF"/>
-            </w:tcBorders>
-            <w:shd w:val="clear" w:color="auto" w:fill="FBE4E7"/>
+              <w:top w:val="single" w:sz="10" w:space="0" w:color="CE1126"/>
+              <w:left w:val="single" w:sz="10" w:space="0" w:color="CE1126"/>
+              <w:bottom w:val="single" w:sz="10" w:space="0" w:color="CE1126"/>
+              <w:right w:val="single" w:sz="10" w:space="0" w:color="CE1126"/>
+            </w:tcBorders>
             <w:tcMar>
               <w:top w:w="60" w:type="dxa"/>
               <w:left w:w="40" w:type="dxa"/>
@@ -4466,7 +4157,7 @@
                 <w:color w:val="5E5E5E"/>
                 <w:sz w:val="17"/>
               </w:rPr>
-              <w:t>Strongly disagree</w:t>
+              <w:t>Not at all</w:t>
             </w:r>
           </w:p>
         </w:tc>
@@ -4474,12 +4165,11 @@
           <w:tcPr>
             <w:tcW w:type="dxa" w:w="1848"/>
             <w:tcBorders>
-              <w:top w:val="single" w:sz="12" w:space="0" w:color="FFFFFF"/>
-              <w:left w:val="single" w:sz="12" w:space="0" w:color="FFFFFF"/>
-              <w:bottom w:val="single" w:sz="12" w:space="0" w:color="FFFFFF"/>
-              <w:right w:val="single" w:sz="12" w:space="0" w:color="FFFFFF"/>
-            </w:tcBorders>
-            <w:shd w:val="clear" w:color="auto" w:fill="FBE4E7"/>
+              <w:top w:val="single" w:sz="10" w:space="0" w:color="CE1126"/>
+              <w:left w:val="single" w:sz="10" w:space="0" w:color="CE1126"/>
+              <w:bottom w:val="single" w:sz="10" w:space="0" w:color="CE1126"/>
+              <w:right w:val="single" w:sz="10" w:space="0" w:color="CE1126"/>
+            </w:tcBorders>
             <w:tcMar>
               <w:top w:w="60" w:type="dxa"/>
               <w:left w:w="40" w:type="dxa"/>
@@ -4516,7 +4206,7 @@
                 <w:color w:val="5E5E5E"/>
                 <w:sz w:val="17"/>
               </w:rPr>
-              <w:t>Disagree</w:t>
+              <w:t>A little</w:t>
             </w:r>
           </w:p>
         </w:tc>
@@ -4524,12 +4214,11 @@
           <w:tcPr>
             <w:tcW w:type="dxa" w:w="1848"/>
             <w:tcBorders>
-              <w:top w:val="single" w:sz="12" w:space="0" w:color="FFFFFF"/>
-              <w:left w:val="single" w:sz="12" w:space="0" w:color="FFFFFF"/>
-              <w:bottom w:val="single" w:sz="12" w:space="0" w:color="FFFFFF"/>
-              <w:right w:val="single" w:sz="12" w:space="0" w:color="FFFFFF"/>
-            </w:tcBorders>
-            <w:shd w:val="clear" w:color="auto" w:fill="FFF3CC"/>
+              <w:top w:val="single" w:sz="10" w:space="0" w:color="E8A800"/>
+              <w:left w:val="single" w:sz="10" w:space="0" w:color="E8A800"/>
+              <w:bottom w:val="single" w:sz="10" w:space="0" w:color="E8A800"/>
+              <w:right w:val="single" w:sz="10" w:space="0" w:color="E8A800"/>
+            </w:tcBorders>
             <w:tcMar>
               <w:top w:w="60" w:type="dxa"/>
               <w:left w:w="40" w:type="dxa"/>
@@ -4566,7 +4255,7 @@
                 <w:color w:val="5E5E5E"/>
                 <w:sz w:val="17"/>
               </w:rPr>
-              <w:t>Not sure</w:t>
+              <w:t>Getting there</w:t>
             </w:r>
           </w:p>
         </w:tc>
@@ -4574,12 +4263,11 @@
           <w:tcPr>
             <w:tcW w:type="dxa" w:w="1848"/>
             <w:tcBorders>
-              <w:top w:val="single" w:sz="12" w:space="0" w:color="FFFFFF"/>
-              <w:left w:val="single" w:sz="12" w:space="0" w:color="FFFFFF"/>
-              <w:bottom w:val="single" w:sz="12" w:space="0" w:color="FFFFFF"/>
-              <w:right w:val="single" w:sz="12" w:space="0" w:color="FFFFFF"/>
-            </w:tcBorders>
-            <w:shd w:val="clear" w:color="auto" w:fill="DDF0E4"/>
+              <w:top w:val="single" w:sz="10" w:space="0" w:color="007A3D"/>
+              <w:left w:val="single" w:sz="10" w:space="0" w:color="007A3D"/>
+              <w:bottom w:val="single" w:sz="10" w:space="0" w:color="007A3D"/>
+              <w:right w:val="single" w:sz="10" w:space="0" w:color="007A3D"/>
+            </w:tcBorders>
             <w:tcMar>
               <w:top w:w="60" w:type="dxa"/>
               <w:left w:w="40" w:type="dxa"/>
@@ -4616,7 +4304,7 @@
                 <w:color w:val="5E5E5E"/>
                 <w:sz w:val="17"/>
               </w:rPr>
-              <w:t>Agree</w:t>
+              <w:t>Confident</w:t>
             </w:r>
           </w:p>
         </w:tc>
@@ -4624,12 +4312,11 @@
           <w:tcPr>
             <w:tcW w:type="dxa" w:w="1848"/>
             <w:tcBorders>
-              <w:top w:val="single" w:sz="12" w:space="0" w:color="FFFFFF"/>
-              <w:left w:val="single" w:sz="12" w:space="0" w:color="FFFFFF"/>
-              <w:bottom w:val="single" w:sz="12" w:space="0" w:color="FFFFFF"/>
-              <w:right w:val="single" w:sz="12" w:space="0" w:color="FFFFFF"/>
-            </w:tcBorders>
-            <w:shd w:val="clear" w:color="auto" w:fill="DDF0E4"/>
+              <w:top w:val="single" w:sz="10" w:space="0" w:color="007A3D"/>
+              <w:left w:val="single" w:sz="10" w:space="0" w:color="007A3D"/>
+              <w:bottom w:val="single" w:sz="10" w:space="0" w:color="007A3D"/>
+              <w:right w:val="single" w:sz="10" w:space="0" w:color="007A3D"/>
+            </w:tcBorders>
             <w:tcMar>
               <w:top w:w="60" w:type="dxa"/>
               <w:left w:w="40" w:type="dxa"/>
@@ -4666,7 +4353,7 @@
                 <w:color w:val="5E5E5E"/>
                 <w:sz w:val="17"/>
               </w:rPr>
-              <w:t>Strongly agree</w:t>
+              <w:t>Very confident</w:t>
             </w:r>
           </w:p>
         </w:tc>
@@ -4674,383 +4361,18 @@
     </w:tbl>
     <w:p>
       <w:pPr>
+        <w:spacing w:after="0" w:line="160" w:lineRule="exact"/>
+      </w:pPr>
+      <w:r>
+        <w:rPr>
+          <w:sz w:val="4"/>
+        </w:rPr>
+      </w:r>
+    </w:p>
+    <w:p>
+      <w:pPr>
         <w:keepNext/>
-        <w:spacing w:before="120" w:after="0"/>
-      </w:pPr>
-      <w:r>
-        <w:rPr>
-          <w:rFonts w:ascii="Aptos" w:hAnsi="Aptos"/>
-          <w:b/>
-          <w:i w:val="0"/>
-          <w:color w:val="007A3D"/>
-          <w:sz w:val="20"/>
-        </w:rPr>
-        <w:t>Because…</w:t>
-      </w:r>
-    </w:p>
-    <w:tbl>
-      <w:tblPr>
-        <w:tblW w:type="auto" w:w="0"/>
-        <w:jc w:val="center"/>
-        <w:tblLayout w:type="fixed"/>
-        <w:tblLook w:firstColumn="1" w:firstRow="1" w:lastColumn="0" w:lastRow="0" w:noHBand="0" w:noVBand="1" w:val="04A0"/>
-      </w:tblPr>
-      <w:tblGrid>
-        <w:gridCol w:w="9242"/>
-      </w:tblGrid>
-      <w:tr>
-        <w:trPr>
-          <w:trHeight w:val="442" w:hRule="exact"/>
-        </w:trPr>
-        <w:tc>
-          <w:tcPr>
-            <w:tcW w:type="dxa" w:w="9241"/>
-            <w:tcBorders>
-              <w:top w:val="nil"/>
-              <w:left w:val="nil"/>
-              <w:bottom w:val="single" w:sz="6" w:space="0" w:color="BDBDBD"/>
-              <w:right w:val="nil"/>
-            </w:tcBorders>
-          </w:tcPr>
-          <w:p>
-            <w:pPr>
-              <w:spacing w:after="0"/>
-            </w:pPr>
-          </w:p>
-        </w:tc>
-      </w:tr>
-    </w:tbl>
-    <w:p>
-      <w:pPr>
-        <w:spacing w:after="0" w:line="160" w:lineRule="exact"/>
-      </w:pPr>
-      <w:r>
-        <w:rPr>
-          <w:sz w:val="4"/>
-        </w:rPr>
-      </w:r>
-    </w:p>
-    <w:p>
-      <w:pPr>
-        <w:keepNext/>
-        <w:spacing w:before="40" w:after="60"/>
-      </w:pPr>
-      <w:r>
-        <w:rPr>
-          <w:rFonts w:ascii="Aptos" w:hAnsi="Aptos"/>
-          <w:b/>
-          <w:i w:val="0"/>
-          <w:color w:val="007A3D"/>
-          <w:sz w:val="20"/>
-        </w:rPr>
-        <w:t xml:space="preserve">▶  </w:t>
-      </w:r>
-      <w:r>
-        <w:rPr>
-          <w:rFonts w:ascii="Aptos" w:hAnsi="Aptos"/>
-          <w:b/>
-          <w:i w:val="0"/>
-          <w:color w:val="007A3D"/>
-          <w:sz w:val="20"/>
-        </w:rPr>
-        <w:t>CONFIDENCE CHECK — CIRCLE ONE</w:t>
-      </w:r>
-    </w:p>
-    <w:p>
-      <w:pPr>
-        <w:keepNext/>
-        <w:spacing w:before="0" w:after="80"/>
-      </w:pPr>
-      <w:r>
-        <w:rPr>
-          <w:rFonts w:ascii="Aptos" w:hAnsi="Aptos"/>
-          <w:b w:val="0"/>
-          <w:i w:val="0"/>
-          <w:color w:val="1A1A1A"/>
-          <w:sz w:val="21"/>
-        </w:rPr>
-        <w:t>How confident do I feel about today's topic?</w:t>
-      </w:r>
-    </w:p>
-    <w:tbl>
-      <w:tblPr>
-        <w:tblW w:type="auto" w:w="0"/>
-        <w:jc w:val="center"/>
-        <w:tblLayout w:type="fixed"/>
-        <w:tblLook w:firstColumn="1" w:firstRow="1" w:lastColumn="0" w:lastRow="0" w:noHBand="0" w:noVBand="1" w:val="04A0"/>
-      </w:tblPr>
-      <w:tblGrid>
-        <w:gridCol w:w="1848"/>
-        <w:gridCol w:w="1848"/>
-        <w:gridCol w:w="1848"/>
-        <w:gridCol w:w="1848"/>
-        <w:gridCol w:w="1848"/>
-      </w:tblGrid>
-      <w:tr>
-        <w:trPr>
-          <w:cantSplit/>
-        </w:trPr>
-        <w:tc>
-          <w:tcPr>
-            <w:tcW w:type="dxa" w:w="1848"/>
-            <w:tcBorders>
-              <w:top w:val="single" w:sz="10" w:space="0" w:color="CE1126"/>
-              <w:left w:val="single" w:sz="10" w:space="0" w:color="CE1126"/>
-              <w:bottom w:val="single" w:sz="10" w:space="0" w:color="CE1126"/>
-              <w:right w:val="single" w:sz="10" w:space="0" w:color="CE1126"/>
-            </w:tcBorders>
-            <w:tcMar>
-              <w:top w:w="60" w:type="dxa"/>
-              <w:left w:w="40" w:type="dxa"/>
-              <w:bottom w:w="60" w:type="dxa"/>
-              <w:right w:w="40" w:type="dxa"/>
-            </w:tcMar>
-          </w:tcPr>
-          <w:p>
-            <w:pPr>
-              <w:spacing w:after="0"/>
-              <w:jc w:val="center"/>
-            </w:pPr>
-            <w:r>
-              <w:rPr>
-                <w:rFonts w:ascii="Aptos" w:hAnsi="Aptos"/>
-                <w:b/>
-                <w:i w:val="0"/>
-                <w:color w:val="1A1A1A"/>
-                <w:sz w:val="26"/>
-              </w:rPr>
-              <w:t>1</w:t>
-            </w:r>
-          </w:p>
-          <w:p>
-            <w:pPr>
-              <w:spacing w:after="0"/>
-              <w:jc w:val="center"/>
-            </w:pPr>
-            <w:r>
-              <w:rPr>
-                <w:rFonts w:ascii="Aptos" w:hAnsi="Aptos"/>
-                <w:b w:val="0"/>
-                <w:i w:val="0"/>
-                <w:color w:val="5E5E5E"/>
-                <w:sz w:val="17"/>
-              </w:rPr>
-              <w:t>Not at all</w:t>
-            </w:r>
-          </w:p>
-        </w:tc>
-        <w:tc>
-          <w:tcPr>
-            <w:tcW w:type="dxa" w:w="1848"/>
-            <w:tcBorders>
-              <w:top w:val="single" w:sz="10" w:space="0" w:color="CE1126"/>
-              <w:left w:val="single" w:sz="10" w:space="0" w:color="CE1126"/>
-              <w:bottom w:val="single" w:sz="10" w:space="0" w:color="CE1126"/>
-              <w:right w:val="single" w:sz="10" w:space="0" w:color="CE1126"/>
-            </w:tcBorders>
-            <w:tcMar>
-              <w:top w:w="60" w:type="dxa"/>
-              <w:left w:w="40" w:type="dxa"/>
-              <w:bottom w:w="60" w:type="dxa"/>
-              <w:right w:w="40" w:type="dxa"/>
-            </w:tcMar>
-          </w:tcPr>
-          <w:p>
-            <w:pPr>
-              <w:spacing w:after="0"/>
-              <w:jc w:val="center"/>
-            </w:pPr>
-            <w:r>
-              <w:rPr>
-                <w:rFonts w:ascii="Aptos" w:hAnsi="Aptos"/>
-                <w:b/>
-                <w:i w:val="0"/>
-                <w:color w:val="1A1A1A"/>
-                <w:sz w:val="26"/>
-              </w:rPr>
-              <w:t>2</w:t>
-            </w:r>
-          </w:p>
-          <w:p>
-            <w:pPr>
-              <w:spacing w:after="0"/>
-              <w:jc w:val="center"/>
-            </w:pPr>
-            <w:r>
-              <w:rPr>
-                <w:rFonts w:ascii="Aptos" w:hAnsi="Aptos"/>
-                <w:b w:val="0"/>
-                <w:i w:val="0"/>
-                <w:color w:val="5E5E5E"/>
-                <w:sz w:val="17"/>
-              </w:rPr>
-              <w:t>A little</w:t>
-            </w:r>
-          </w:p>
-        </w:tc>
-        <w:tc>
-          <w:tcPr>
-            <w:tcW w:type="dxa" w:w="1848"/>
-            <w:tcBorders>
-              <w:top w:val="single" w:sz="10" w:space="0" w:color="E8A800"/>
-              <w:left w:val="single" w:sz="10" w:space="0" w:color="E8A800"/>
-              <w:bottom w:val="single" w:sz="10" w:space="0" w:color="E8A800"/>
-              <w:right w:val="single" w:sz="10" w:space="0" w:color="E8A800"/>
-            </w:tcBorders>
-            <w:tcMar>
-              <w:top w:w="60" w:type="dxa"/>
-              <w:left w:w="40" w:type="dxa"/>
-              <w:bottom w:w="60" w:type="dxa"/>
-              <w:right w:w="40" w:type="dxa"/>
-            </w:tcMar>
-          </w:tcPr>
-          <w:p>
-            <w:pPr>
-              <w:spacing w:after="0"/>
-              <w:jc w:val="center"/>
-            </w:pPr>
-            <w:r>
-              <w:rPr>
-                <w:rFonts w:ascii="Aptos" w:hAnsi="Aptos"/>
-                <w:b/>
-                <w:i w:val="0"/>
-                <w:color w:val="1A1A1A"/>
-                <w:sz w:val="26"/>
-              </w:rPr>
-              <w:t>3</w:t>
-            </w:r>
-          </w:p>
-          <w:p>
-            <w:pPr>
-              <w:spacing w:after="0"/>
-              <w:jc w:val="center"/>
-            </w:pPr>
-            <w:r>
-              <w:rPr>
-                <w:rFonts w:ascii="Aptos" w:hAnsi="Aptos"/>
-                <w:b w:val="0"/>
-                <w:i w:val="0"/>
-                <w:color w:val="5E5E5E"/>
-                <w:sz w:val="17"/>
-              </w:rPr>
-              <w:t>Getting there</w:t>
-            </w:r>
-          </w:p>
-        </w:tc>
-        <w:tc>
-          <w:tcPr>
-            <w:tcW w:type="dxa" w:w="1848"/>
-            <w:tcBorders>
-              <w:top w:val="single" w:sz="10" w:space="0" w:color="007A3D"/>
-              <w:left w:val="single" w:sz="10" w:space="0" w:color="007A3D"/>
-              <w:bottom w:val="single" w:sz="10" w:space="0" w:color="007A3D"/>
-              <w:right w:val="single" w:sz="10" w:space="0" w:color="007A3D"/>
-            </w:tcBorders>
-            <w:tcMar>
-              <w:top w:w="60" w:type="dxa"/>
-              <w:left w:w="40" w:type="dxa"/>
-              <w:bottom w:w="60" w:type="dxa"/>
-              <w:right w:w="40" w:type="dxa"/>
-            </w:tcMar>
-          </w:tcPr>
-          <w:p>
-            <w:pPr>
-              <w:spacing w:after="0"/>
-              <w:jc w:val="center"/>
-            </w:pPr>
-            <w:r>
-              <w:rPr>
-                <w:rFonts w:ascii="Aptos" w:hAnsi="Aptos"/>
-                <w:b/>
-                <w:i w:val="0"/>
-                <w:color w:val="1A1A1A"/>
-                <w:sz w:val="26"/>
-              </w:rPr>
-              <w:t>4</w:t>
-            </w:r>
-          </w:p>
-          <w:p>
-            <w:pPr>
-              <w:spacing w:after="0"/>
-              <w:jc w:val="center"/>
-            </w:pPr>
-            <w:r>
-              <w:rPr>
-                <w:rFonts w:ascii="Aptos" w:hAnsi="Aptos"/>
-                <w:b w:val="0"/>
-                <w:i w:val="0"/>
-                <w:color w:val="5E5E5E"/>
-                <w:sz w:val="17"/>
-              </w:rPr>
-              <w:t>Confident</w:t>
-            </w:r>
-          </w:p>
-        </w:tc>
-        <w:tc>
-          <w:tcPr>
-            <w:tcW w:type="dxa" w:w="1848"/>
-            <w:tcBorders>
-              <w:top w:val="single" w:sz="10" w:space="0" w:color="007A3D"/>
-              <w:left w:val="single" w:sz="10" w:space="0" w:color="007A3D"/>
-              <w:bottom w:val="single" w:sz="10" w:space="0" w:color="007A3D"/>
-              <w:right w:val="single" w:sz="10" w:space="0" w:color="007A3D"/>
-            </w:tcBorders>
-            <w:tcMar>
-              <w:top w:w="60" w:type="dxa"/>
-              <w:left w:w="40" w:type="dxa"/>
-              <w:bottom w:w="60" w:type="dxa"/>
-              <w:right w:w="40" w:type="dxa"/>
-            </w:tcMar>
-          </w:tcPr>
-          <w:p>
-            <w:pPr>
-              <w:spacing w:after="0"/>
-              <w:jc w:val="center"/>
-            </w:pPr>
-            <w:r>
-              <w:rPr>
-                <w:rFonts w:ascii="Aptos" w:hAnsi="Aptos"/>
-                <w:b/>
-                <w:i w:val="0"/>
-                <w:color w:val="1A1A1A"/>
-                <w:sz w:val="26"/>
-              </w:rPr>
-              <w:t>5</w:t>
-            </w:r>
-          </w:p>
-          <w:p>
-            <w:pPr>
-              <w:spacing w:after="0"/>
-              <w:jc w:val="center"/>
-            </w:pPr>
-            <w:r>
-              <w:rPr>
-                <w:rFonts w:ascii="Aptos" w:hAnsi="Aptos"/>
-                <w:b w:val="0"/>
-                <w:i w:val="0"/>
-                <w:color w:val="5E5E5E"/>
-                <w:sz w:val="17"/>
-              </w:rPr>
-              <w:t>Very confident</w:t>
-            </w:r>
-          </w:p>
-        </w:tc>
-      </w:tr>
-    </w:tbl>
-    <w:p>
-      <w:pPr>
-        <w:spacing w:after="0" w:line="160" w:lineRule="exact"/>
-      </w:pPr>
-      <w:r>
-        <w:rPr>
-          <w:sz w:val="4"/>
-        </w:rPr>
-      </w:r>
-    </w:p>
-    <w:p>
-      <w:pPr>
-        <w:keepNext/>
-        <w:spacing w:before="0" w:after="40"/>
+        <w:spacing w:before="0" w:after="30"/>
       </w:pPr>
       <w:r>
         <w:rPr>
